--- a/relatorio/relatorio_infraestrutura.docx
+++ b/relatorio/relatorio_infraestrutura.docx
@@ -43,7 +43,7 @@
                     </pic:cNvPicPr>
                   </pic:nvPicPr>
                   <pic:blipFill>
-                    <a:blip r:embed="rId5" cstate="print">
+                    <a:blip r:embed="rId8" cstate="print">
                       <a:extLst>
                         <a:ext uri="{28A0092B-C50C-407E-A947-70E740481C1C}">
                           <a14:useLocalDpi xmlns:a14="http://schemas.microsoft.com/office/drawing/2010/main" val="0"/>
@@ -525,6 +525,8 @@
           <w:color w:val="auto"/>
         </w:rPr>
       </w:pPr>
+      <w:bookmarkStart w:id="0" w:name="_Toc225677334"/>
+      <w:bookmarkStart w:id="1" w:name="_Toc225679090"/>
       <w:r>
         <w:rPr>
           <w:color w:val="auto"/>
@@ -532,6 +534,8 @@
         <w:lastRenderedPageBreak/>
         <w:t>SUMÁRIO</w:t>
       </w:r>
+      <w:bookmarkEnd w:id="0"/>
+      <w:bookmarkEnd w:id="1"/>
     </w:p>
     <w:p>
       <w:pPr>
@@ -544,592 +548,1089 @@
         </w:rPr>
       </w:pPr>
     </w:p>
-    <w:p>
-      <w:pPr>
-        <w:tabs>
-          <w:tab w:val="right" w:leader="dot" w:pos="8500"/>
-        </w:tabs>
-        <w:spacing w:before="60" w:after="60" w:line="276" w:lineRule="auto"/>
-        <w:rPr>
-          <w:color w:val="auto"/>
-        </w:rPr>
-      </w:pPr>
-      <w:proofErr w:type="gramStart"/>
-      <w:r>
-        <w:rPr>
+    <w:sdt>
+      <w:sdtPr>
+        <w:id w:val="1534618637"/>
+        <w:docPartObj>
+          <w:docPartGallery w:val="Table of Contents"/>
+          <w:docPartUnique/>
+        </w:docPartObj>
+      </w:sdtPr>
+      <w:sdtEndPr>
+        <w:rPr>
+          <w:rFonts w:ascii="Arial" w:eastAsia="Arial" w:hAnsi="Arial" w:cs="Arial"/>
           <w:b/>
           <w:bCs/>
-          <w:color w:val="auto"/>
-        </w:rPr>
-        <w:t>1  Introdução</w:t>
-      </w:r>
-      <w:proofErr w:type="gramEnd"/>
-      <w:r>
-        <w:rPr>
-          <w:color w:val="auto"/>
-        </w:rPr>
-        <w:tab/>
-        <w:t>3</w:t>
-      </w:r>
-    </w:p>
-    <w:p>
-      <w:pPr>
-        <w:tabs>
-          <w:tab w:val="right" w:leader="dot" w:pos="8500"/>
-        </w:tabs>
-        <w:spacing w:before="60" w:after="60" w:line="276" w:lineRule="auto"/>
-        <w:rPr>
-          <w:color w:val="auto"/>
-        </w:rPr>
-      </w:pPr>
-      <w:proofErr w:type="gramStart"/>
-      <w:r>
-        <w:rPr>
-          <w:color w:val="auto"/>
-        </w:rPr>
-        <w:t>1.1  Contexto</w:t>
-      </w:r>
-      <w:proofErr w:type="gramEnd"/>
-      <w:r>
-        <w:rPr>
-          <w:color w:val="auto"/>
-        </w:rPr>
-        <w:t>: Desastres no Brasil</w:t>
-      </w:r>
-      <w:r>
-        <w:rPr>
-          <w:color w:val="auto"/>
-        </w:rPr>
-        <w:tab/>
-        <w:t>3</w:t>
-      </w:r>
-    </w:p>
-    <w:p>
-      <w:pPr>
-        <w:tabs>
-          <w:tab w:val="right" w:leader="dot" w:pos="8500"/>
-        </w:tabs>
-        <w:spacing w:before="60" w:after="60" w:line="276" w:lineRule="auto"/>
-        <w:rPr>
-          <w:color w:val="auto"/>
-        </w:rPr>
-      </w:pPr>
-      <w:proofErr w:type="gramStart"/>
-      <w:r>
-        <w:rPr>
-          <w:color w:val="auto"/>
-        </w:rPr>
-        <w:t>1.2  Política</w:t>
-      </w:r>
-      <w:proofErr w:type="gramEnd"/>
-      <w:r>
-        <w:rPr>
-          <w:color w:val="auto"/>
-        </w:rPr>
-        <w:t xml:space="preserve"> Nacional de Proteção e Defesa Civil</w:t>
-      </w:r>
-      <w:r>
-        <w:rPr>
-          <w:color w:val="auto"/>
-        </w:rPr>
-        <w:tab/>
-        <w:t>3</w:t>
-      </w:r>
-    </w:p>
-    <w:p>
-      <w:pPr>
-        <w:tabs>
-          <w:tab w:val="right" w:leader="dot" w:pos="8500"/>
-        </w:tabs>
-        <w:spacing w:before="60" w:after="60" w:line="276" w:lineRule="auto"/>
-        <w:rPr>
-          <w:color w:val="auto"/>
-        </w:rPr>
-      </w:pPr>
-      <w:proofErr w:type="gramStart"/>
-      <w:r>
-        <w:rPr>
-          <w:color w:val="auto"/>
-        </w:rPr>
-        <w:t>1.3  Problema</w:t>
-      </w:r>
-      <w:proofErr w:type="gramEnd"/>
-      <w:r>
-        <w:rPr>
-          <w:color w:val="auto"/>
-        </w:rPr>
-        <w:t xml:space="preserve"> Central</w:t>
-      </w:r>
-      <w:r>
-        <w:rPr>
-          <w:color w:val="auto"/>
-        </w:rPr>
-        <w:tab/>
-        <w:t>4</w:t>
-      </w:r>
-    </w:p>
-    <w:p>
-      <w:pPr>
-        <w:tabs>
-          <w:tab w:val="right" w:leader="dot" w:pos="8500"/>
-        </w:tabs>
-        <w:spacing w:before="60" w:after="60" w:line="276" w:lineRule="auto"/>
-        <w:rPr>
-          <w:color w:val="auto"/>
-        </w:rPr>
-      </w:pPr>
-      <w:proofErr w:type="gramStart"/>
-      <w:r>
-        <w:rPr>
-          <w:color w:val="auto"/>
-        </w:rPr>
-        <w:t>1.4  Análise</w:t>
-      </w:r>
-      <w:proofErr w:type="gramEnd"/>
-      <w:r>
-        <w:rPr>
-          <w:color w:val="auto"/>
-        </w:rPr>
-        <w:t xml:space="preserve"> da Solução e Objetivo</w:t>
-      </w:r>
-      <w:r>
-        <w:rPr>
-          <w:color w:val="auto"/>
-        </w:rPr>
-        <w:tab/>
-        <w:t>4</w:t>
-      </w:r>
-    </w:p>
-    <w:p>
-      <w:pPr>
-        <w:tabs>
-          <w:tab w:val="right" w:leader="dot" w:pos="8500"/>
-        </w:tabs>
-        <w:spacing w:before="60" w:after="60" w:line="276" w:lineRule="auto"/>
-        <w:rPr>
-          <w:color w:val="auto"/>
-        </w:rPr>
-      </w:pPr>
-      <w:proofErr w:type="gramStart"/>
-      <w:r>
-        <w:rPr>
-          <w:b/>
-          <w:bCs/>
-          <w:color w:val="auto"/>
-        </w:rPr>
-        <w:t>2  Metodologia</w:t>
-      </w:r>
-      <w:proofErr w:type="gramEnd"/>
-      <w:r>
-        <w:rPr>
-          <w:color w:val="auto"/>
-        </w:rPr>
-        <w:tab/>
-        <w:t>5</w:t>
-      </w:r>
-    </w:p>
-    <w:p>
-      <w:pPr>
-        <w:tabs>
-          <w:tab w:val="right" w:leader="dot" w:pos="8500"/>
-        </w:tabs>
-        <w:spacing w:before="60" w:after="60" w:line="276" w:lineRule="auto"/>
-        <w:rPr>
-          <w:color w:val="auto"/>
-        </w:rPr>
-      </w:pPr>
-      <w:proofErr w:type="gramStart"/>
-      <w:r>
-        <w:rPr>
-          <w:color w:val="auto"/>
-        </w:rPr>
-        <w:t>2.1  Estrutura</w:t>
-      </w:r>
-      <w:proofErr w:type="gramEnd"/>
-      <w:r>
-        <w:rPr>
-          <w:color w:val="auto"/>
-        </w:rPr>
-        <w:t xml:space="preserve"> das Bases de Dados</w:t>
-      </w:r>
-      <w:r>
-        <w:rPr>
-          <w:color w:val="auto"/>
-        </w:rPr>
-        <w:tab/>
-        <w:t>5</w:t>
-      </w:r>
-    </w:p>
-    <w:p>
-      <w:pPr>
-        <w:tabs>
-          <w:tab w:val="right" w:leader="dot" w:pos="8500"/>
-        </w:tabs>
-        <w:spacing w:before="60" w:after="60" w:line="276" w:lineRule="auto"/>
-        <w:rPr>
-          <w:color w:val="auto"/>
-        </w:rPr>
-      </w:pPr>
-      <w:proofErr w:type="gramStart"/>
-      <w:r>
-        <w:rPr>
-          <w:color w:val="auto"/>
-        </w:rPr>
-        <w:t>2.2  Pré</w:t>
-      </w:r>
-      <w:proofErr w:type="gramEnd"/>
-      <w:r>
-        <w:rPr>
-          <w:color w:val="auto"/>
-        </w:rPr>
-        <w:t>-processamento dos Dados</w:t>
-      </w:r>
-      <w:r>
-        <w:rPr>
-          <w:color w:val="auto"/>
-        </w:rPr>
-        <w:tab/>
-        <w:t>6</w:t>
-      </w:r>
-    </w:p>
-    <w:p>
-      <w:pPr>
-        <w:tabs>
-          <w:tab w:val="right" w:leader="dot" w:pos="8500"/>
-        </w:tabs>
-        <w:spacing w:before="60" w:after="60" w:line="276" w:lineRule="auto"/>
-        <w:rPr>
-          <w:color w:val="auto"/>
-        </w:rPr>
-      </w:pPr>
-      <w:proofErr w:type="gramStart"/>
-      <w:r>
-        <w:rPr>
-          <w:color w:val="auto"/>
-        </w:rPr>
-        <w:t>2.3  Variáveis</w:t>
-      </w:r>
-      <w:proofErr w:type="gramEnd"/>
-      <w:r>
-        <w:rPr>
-          <w:color w:val="auto"/>
-        </w:rPr>
-        <w:t xml:space="preserve"> Utilizadas</w:t>
-      </w:r>
-      <w:r>
-        <w:rPr>
-          <w:color w:val="auto"/>
-        </w:rPr>
-        <w:tab/>
-        <w:t>6</w:t>
-      </w:r>
-    </w:p>
-    <w:p>
-      <w:pPr>
-        <w:tabs>
-          <w:tab w:val="right" w:leader="dot" w:pos="8500"/>
-        </w:tabs>
-        <w:spacing w:before="60" w:after="60" w:line="276" w:lineRule="auto"/>
-        <w:rPr>
-          <w:color w:val="auto"/>
-        </w:rPr>
-      </w:pPr>
-      <w:proofErr w:type="gramStart"/>
-      <w:r>
-        <w:rPr>
-          <w:color w:val="auto"/>
-        </w:rPr>
-        <w:t>2.4  Técnicas</w:t>
-      </w:r>
-      <w:proofErr w:type="gramEnd"/>
-      <w:r>
-        <w:rPr>
-          <w:color w:val="auto"/>
-        </w:rPr>
-        <w:t xml:space="preserve"> de Análise</w:t>
-      </w:r>
-      <w:r>
-        <w:rPr>
-          <w:color w:val="auto"/>
-        </w:rPr>
-        <w:tab/>
-        <w:t>7</w:t>
-      </w:r>
-    </w:p>
-    <w:p>
-      <w:pPr>
-        <w:tabs>
-          <w:tab w:val="right" w:leader="dot" w:pos="8500"/>
-        </w:tabs>
-        <w:spacing w:before="60" w:after="60" w:line="276" w:lineRule="auto"/>
-        <w:rPr>
-          <w:color w:val="auto"/>
-        </w:rPr>
-      </w:pPr>
-      <w:proofErr w:type="gramStart"/>
-      <w:r>
-        <w:rPr>
-          <w:color w:val="auto"/>
-        </w:rPr>
-        <w:t>2.5  Limitações</w:t>
-      </w:r>
-      <w:proofErr w:type="gramEnd"/>
-      <w:r>
-        <w:rPr>
-          <w:color w:val="auto"/>
-        </w:rPr>
-        <w:t xml:space="preserve"> dos Dados</w:t>
-      </w:r>
-      <w:r>
-        <w:rPr>
-          <w:color w:val="auto"/>
-        </w:rPr>
-        <w:tab/>
-        <w:t>7</w:t>
-      </w:r>
-    </w:p>
-    <w:p>
-      <w:pPr>
-        <w:tabs>
-          <w:tab w:val="right" w:leader="dot" w:pos="8500"/>
-        </w:tabs>
-        <w:spacing w:before="60" w:after="60" w:line="276" w:lineRule="auto"/>
-        <w:rPr>
-          <w:color w:val="auto"/>
-        </w:rPr>
-      </w:pPr>
-      <w:proofErr w:type="gramStart"/>
-      <w:r>
-        <w:rPr>
-          <w:b/>
-          <w:bCs/>
-          <w:color w:val="auto"/>
-        </w:rPr>
-        <w:t>3  Análise</w:t>
-      </w:r>
-      <w:proofErr w:type="gramEnd"/>
-      <w:r>
-        <w:rPr>
-          <w:b/>
-          <w:bCs/>
-          <w:color w:val="auto"/>
-        </w:rPr>
-        <w:t xml:space="preserve"> dos Resultados</w:t>
-      </w:r>
-      <w:r>
-        <w:rPr>
-          <w:color w:val="auto"/>
-        </w:rPr>
-        <w:tab/>
-        <w:t>8</w:t>
-      </w:r>
-    </w:p>
-    <w:p>
-      <w:pPr>
-        <w:tabs>
-          <w:tab w:val="right" w:leader="dot" w:pos="8500"/>
-        </w:tabs>
-        <w:spacing w:before="60" w:after="60" w:line="276" w:lineRule="auto"/>
-        <w:rPr>
-          <w:color w:val="auto"/>
-        </w:rPr>
-      </w:pPr>
-      <w:proofErr w:type="gramStart"/>
-      <w:r>
-        <w:rPr>
-          <w:color w:val="auto"/>
-        </w:rPr>
-        <w:t>3.1  Pipeline</w:t>
-      </w:r>
-      <w:proofErr w:type="gramEnd"/>
-      <w:r>
-        <w:rPr>
-          <w:color w:val="auto"/>
-        </w:rPr>
-        <w:t xml:space="preserve"> de Priorização (IVS + </w:t>
-      </w:r>
-      <w:proofErr w:type="spellStart"/>
-      <w:r>
-        <w:rPr>
-          <w:color w:val="auto"/>
-        </w:rPr>
-        <w:t>CadÚnico</w:t>
-      </w:r>
-      <w:proofErr w:type="spellEnd"/>
-      <w:r>
-        <w:rPr>
-          <w:color w:val="auto"/>
-        </w:rPr>
-        <w:t>)</w:t>
-      </w:r>
-      <w:r>
-        <w:rPr>
-          <w:color w:val="auto"/>
-        </w:rPr>
-        <w:tab/>
-        <w:t>8</w:t>
-      </w:r>
-    </w:p>
-    <w:p>
-      <w:pPr>
-        <w:tabs>
-          <w:tab w:val="right" w:leader="dot" w:pos="8500"/>
-        </w:tabs>
-        <w:spacing w:before="60" w:after="60" w:line="276" w:lineRule="auto"/>
-        <w:rPr>
-          <w:color w:val="auto"/>
-        </w:rPr>
-      </w:pPr>
-      <w:proofErr w:type="gramStart"/>
-      <w:r>
-        <w:rPr>
-          <w:color w:val="auto"/>
-        </w:rPr>
-        <w:t>3.2  Validação</w:t>
-      </w:r>
-      <w:proofErr w:type="gramEnd"/>
-      <w:r>
-        <w:rPr>
-          <w:color w:val="auto"/>
-        </w:rPr>
-        <w:t xml:space="preserve"> Empírica: Cruzamento com o Relatório Gerencial</w:t>
-      </w:r>
-      <w:r>
-        <w:rPr>
-          <w:color w:val="auto"/>
-        </w:rPr>
-        <w:tab/>
-        <w:t>9</w:t>
-      </w:r>
-    </w:p>
-    <w:p>
-      <w:pPr>
-        <w:tabs>
-          <w:tab w:val="right" w:leader="dot" w:pos="8500"/>
-        </w:tabs>
-        <w:spacing w:before="60" w:after="60" w:line="276" w:lineRule="auto"/>
-        <w:rPr>
-          <w:color w:val="auto"/>
-        </w:rPr>
-      </w:pPr>
-      <w:proofErr w:type="gramStart"/>
-      <w:r>
-        <w:rPr>
-          <w:color w:val="auto"/>
-        </w:rPr>
-        <w:t>3.3  Municípios</w:t>
-      </w:r>
-      <w:proofErr w:type="gramEnd"/>
-      <w:r>
-        <w:rPr>
-          <w:color w:val="auto"/>
-        </w:rPr>
-        <w:t xml:space="preserve"> Invisíveis</w:t>
-      </w:r>
-      <w:r>
-        <w:rPr>
-          <w:color w:val="auto"/>
-        </w:rPr>
-        <w:tab/>
-        <w:t>10</w:t>
-      </w:r>
-    </w:p>
-    <w:p>
-      <w:pPr>
-        <w:tabs>
-          <w:tab w:val="right" w:leader="dot" w:pos="8500"/>
-        </w:tabs>
-        <w:spacing w:before="60" w:after="60" w:line="276" w:lineRule="auto"/>
-        <w:rPr>
-          <w:color w:val="auto"/>
-        </w:rPr>
-      </w:pPr>
-      <w:proofErr w:type="gramStart"/>
-      <w:r>
-        <w:rPr>
-          <w:color w:val="auto"/>
-        </w:rPr>
-        <w:t>3.4  Score</w:t>
-      </w:r>
-      <w:proofErr w:type="gramEnd"/>
-      <w:r>
-        <w:rPr>
-          <w:color w:val="auto"/>
-        </w:rPr>
-        <w:t xml:space="preserve"> Ampliado com Exposição Histórica</w:t>
-      </w:r>
-      <w:r>
-        <w:rPr>
-          <w:color w:val="auto"/>
-        </w:rPr>
-        <w:tab/>
-        <w:t>11</w:t>
-      </w:r>
-    </w:p>
-    <w:p>
-      <w:pPr>
-        <w:tabs>
-          <w:tab w:val="right" w:leader="dot" w:pos="8500"/>
-        </w:tabs>
-        <w:spacing w:before="60" w:after="60" w:line="276" w:lineRule="auto"/>
-        <w:rPr>
-          <w:color w:val="auto"/>
-        </w:rPr>
-      </w:pPr>
-      <w:proofErr w:type="gramStart"/>
-      <w:r>
-        <w:rPr>
-          <w:b/>
-          <w:bCs/>
-          <w:color w:val="auto"/>
-        </w:rPr>
-        <w:t>4  Considerações</w:t>
-      </w:r>
-      <w:proofErr w:type="gramEnd"/>
-      <w:r>
-        <w:rPr>
-          <w:b/>
-          <w:bCs/>
-          <w:color w:val="auto"/>
-        </w:rPr>
-        <w:t xml:space="preserve"> Finais</w:t>
-      </w:r>
-      <w:r>
-        <w:rPr>
-          <w:color w:val="auto"/>
-        </w:rPr>
-        <w:tab/>
-        <w:t>12</w:t>
-      </w:r>
-    </w:p>
-    <w:p>
-      <w:pPr>
-        <w:tabs>
-          <w:tab w:val="right" w:leader="dot" w:pos="8500"/>
-        </w:tabs>
-        <w:spacing w:before="60" w:after="60" w:line="276" w:lineRule="auto"/>
-        <w:rPr>
-          <w:color w:val="auto"/>
-        </w:rPr>
-      </w:pPr>
-      <w:proofErr w:type="gramStart"/>
-      <w:r>
-        <w:rPr>
-          <w:b/>
-          <w:bCs/>
-          <w:color w:val="auto"/>
-        </w:rPr>
-        <w:t>5  Referências</w:t>
-      </w:r>
-      <w:proofErr w:type="gramEnd"/>
-      <w:r>
-        <w:rPr>
-          <w:color w:val="auto"/>
-        </w:rPr>
-        <w:tab/>
-        <w:t>13</w:t>
-      </w:r>
-    </w:p>
+          <w:color w:val="1A1A1A"/>
+          <w:sz w:val="22"/>
+          <w:szCs w:val="22"/>
+        </w:rPr>
+      </w:sdtEndPr>
+      <w:sdtContent>
+        <w:p>
+          <w:pPr>
+            <w:pStyle w:val="CabealhodoSumrio"/>
+          </w:pPr>
+          <w:r>
+            <w:t>Sumário</w:t>
+          </w:r>
+        </w:p>
+        <w:p>
+          <w:pPr>
+            <w:pStyle w:val="Sumrio1"/>
+            <w:tabs>
+              <w:tab w:val="right" w:leader="dot" w:pos="8656"/>
+            </w:tabs>
+            <w:rPr>
+              <w:rFonts w:asciiTheme="minorHAnsi" w:eastAsiaTheme="minorEastAsia" w:hAnsiTheme="minorHAnsi" w:cstheme="minorBidi"/>
+              <w:noProof/>
+              <w:color w:val="auto"/>
+              <w:kern w:val="2"/>
+              <w:sz w:val="24"/>
+              <w:szCs w:val="24"/>
+              <w14:ligatures w14:val="standardContextual"/>
+            </w:rPr>
+          </w:pPr>
+          <w:r>
+            <w:fldChar w:fldCharType="begin"/>
+          </w:r>
+          <w:r>
+            <w:instrText xml:space="preserve"> TOC \o "1-3" \h \z \u </w:instrText>
+          </w:r>
+          <w:r>
+            <w:fldChar w:fldCharType="separate"/>
+          </w:r>
+          <w:hyperlink w:anchor="_Toc225679091" w:history="1">
+            <w:r>
+              <w:rPr>
+                <w:rStyle w:val="Hyperlink"/>
+                <w:noProof/>
+              </w:rPr>
+              <w:t>1  Introdução</w:t>
+            </w:r>
+            <w:r>
+              <w:rPr>
+                <w:noProof/>
+                <w:webHidden/>
+              </w:rPr>
+              <w:tab/>
+            </w:r>
+            <w:r>
+              <w:rPr>
+                <w:noProof/>
+                <w:webHidden/>
+              </w:rPr>
+              <w:fldChar w:fldCharType="begin"/>
+            </w:r>
+            <w:r>
+              <w:rPr>
+                <w:noProof/>
+                <w:webHidden/>
+              </w:rPr>
+              <w:instrText xml:space="preserve"> PAGEREF _Toc225679091 \h </w:instrText>
+            </w:r>
+            <w:r>
+              <w:rPr>
+                <w:noProof/>
+                <w:webHidden/>
+              </w:rPr>
+            </w:r>
+            <w:r>
+              <w:rPr>
+                <w:noProof/>
+                <w:webHidden/>
+              </w:rPr>
+              <w:fldChar w:fldCharType="separate"/>
+            </w:r>
+            <w:r>
+              <w:rPr>
+                <w:noProof/>
+                <w:webHidden/>
+              </w:rPr>
+              <w:t>3</w:t>
+            </w:r>
+            <w:r>
+              <w:rPr>
+                <w:noProof/>
+                <w:webHidden/>
+              </w:rPr>
+              <w:fldChar w:fldCharType="end"/>
+            </w:r>
+          </w:hyperlink>
+        </w:p>
+        <w:p>
+          <w:pPr>
+            <w:pStyle w:val="Sumrio1"/>
+            <w:tabs>
+              <w:tab w:val="right" w:leader="dot" w:pos="8656"/>
+            </w:tabs>
+            <w:rPr>
+              <w:rFonts w:asciiTheme="minorHAnsi" w:eastAsiaTheme="minorEastAsia" w:hAnsiTheme="minorHAnsi" w:cstheme="minorBidi"/>
+              <w:noProof/>
+              <w:color w:val="auto"/>
+              <w:kern w:val="2"/>
+              <w:sz w:val="24"/>
+              <w:szCs w:val="24"/>
+              <w14:ligatures w14:val="standardContextual"/>
+            </w:rPr>
+          </w:pPr>
+          <w:hyperlink w:anchor="_Toc225679092" w:history="1">
+            <w:r>
+              <w:rPr>
+                <w:rStyle w:val="Hyperlink"/>
+                <w:noProof/>
+              </w:rPr>
+              <w:t>2  Metodologia</w:t>
+            </w:r>
+            <w:r>
+              <w:rPr>
+                <w:noProof/>
+                <w:webHidden/>
+              </w:rPr>
+              <w:tab/>
+            </w:r>
+            <w:r>
+              <w:rPr>
+                <w:noProof/>
+                <w:webHidden/>
+              </w:rPr>
+              <w:fldChar w:fldCharType="begin"/>
+            </w:r>
+            <w:r>
+              <w:rPr>
+                <w:noProof/>
+                <w:webHidden/>
+              </w:rPr>
+              <w:instrText xml:space="preserve"> PAGEREF _Toc225679092 \h </w:instrText>
+            </w:r>
+            <w:r>
+              <w:rPr>
+                <w:noProof/>
+                <w:webHidden/>
+              </w:rPr>
+            </w:r>
+            <w:r>
+              <w:rPr>
+                <w:noProof/>
+                <w:webHidden/>
+              </w:rPr>
+              <w:fldChar w:fldCharType="separate"/>
+            </w:r>
+            <w:r>
+              <w:rPr>
+                <w:noProof/>
+                <w:webHidden/>
+              </w:rPr>
+              <w:t>4</w:t>
+            </w:r>
+            <w:r>
+              <w:rPr>
+                <w:noProof/>
+                <w:webHidden/>
+              </w:rPr>
+              <w:fldChar w:fldCharType="end"/>
+            </w:r>
+          </w:hyperlink>
+        </w:p>
+        <w:p>
+          <w:pPr>
+            <w:pStyle w:val="Sumrio2"/>
+            <w:tabs>
+              <w:tab w:val="right" w:leader="dot" w:pos="8656"/>
+            </w:tabs>
+            <w:rPr>
+              <w:rFonts w:asciiTheme="minorHAnsi" w:eastAsiaTheme="minorEastAsia" w:hAnsiTheme="minorHAnsi" w:cstheme="minorBidi"/>
+              <w:noProof/>
+              <w:color w:val="auto"/>
+              <w:kern w:val="2"/>
+              <w:sz w:val="24"/>
+              <w:szCs w:val="24"/>
+              <w14:ligatures w14:val="standardContextual"/>
+            </w:rPr>
+          </w:pPr>
+          <w:hyperlink w:anchor="_Toc225679093" w:history="1">
+            <w:r>
+              <w:rPr>
+                <w:rStyle w:val="Hyperlink"/>
+                <w:noProof/>
+              </w:rPr>
+              <w:t>2.1  Estrutura das Bases de Dados Integradas</w:t>
+            </w:r>
+            <w:r>
+              <w:rPr>
+                <w:noProof/>
+                <w:webHidden/>
+              </w:rPr>
+              <w:tab/>
+            </w:r>
+            <w:r>
+              <w:rPr>
+                <w:noProof/>
+                <w:webHidden/>
+              </w:rPr>
+              <w:fldChar w:fldCharType="begin"/>
+            </w:r>
+            <w:r>
+              <w:rPr>
+                <w:noProof/>
+                <w:webHidden/>
+              </w:rPr>
+              <w:instrText xml:space="preserve"> PAGEREF _Toc225679093 \h </w:instrText>
+            </w:r>
+            <w:r>
+              <w:rPr>
+                <w:noProof/>
+                <w:webHidden/>
+              </w:rPr>
+            </w:r>
+            <w:r>
+              <w:rPr>
+                <w:noProof/>
+                <w:webHidden/>
+              </w:rPr>
+              <w:fldChar w:fldCharType="separate"/>
+            </w:r>
+            <w:r>
+              <w:rPr>
+                <w:noProof/>
+                <w:webHidden/>
+              </w:rPr>
+              <w:t>4</w:t>
+            </w:r>
+            <w:r>
+              <w:rPr>
+                <w:noProof/>
+                <w:webHidden/>
+              </w:rPr>
+              <w:fldChar w:fldCharType="end"/>
+            </w:r>
+          </w:hyperlink>
+        </w:p>
+        <w:p>
+          <w:pPr>
+            <w:pStyle w:val="Sumrio2"/>
+            <w:tabs>
+              <w:tab w:val="right" w:leader="dot" w:pos="8656"/>
+            </w:tabs>
+            <w:rPr>
+              <w:rFonts w:asciiTheme="minorHAnsi" w:eastAsiaTheme="minorEastAsia" w:hAnsiTheme="minorHAnsi" w:cstheme="minorBidi"/>
+              <w:noProof/>
+              <w:color w:val="auto"/>
+              <w:kern w:val="2"/>
+              <w:sz w:val="24"/>
+              <w:szCs w:val="24"/>
+              <w14:ligatures w14:val="standardContextual"/>
+            </w:rPr>
+          </w:pPr>
+          <w:hyperlink w:anchor="_Toc225679094" w:history="1">
+            <w:r>
+              <w:rPr>
+                <w:rStyle w:val="Hyperlink"/>
+                <w:noProof/>
+              </w:rPr>
+              <w:t>2.2 Reprodutibilidade e Repositório de Código</w:t>
+            </w:r>
+            <w:r>
+              <w:rPr>
+                <w:noProof/>
+                <w:webHidden/>
+              </w:rPr>
+              <w:tab/>
+            </w:r>
+            <w:r>
+              <w:rPr>
+                <w:noProof/>
+                <w:webHidden/>
+              </w:rPr>
+              <w:fldChar w:fldCharType="begin"/>
+            </w:r>
+            <w:r>
+              <w:rPr>
+                <w:noProof/>
+                <w:webHidden/>
+              </w:rPr>
+              <w:instrText xml:space="preserve"> PAGEREF _Toc225679094 \h </w:instrText>
+            </w:r>
+            <w:r>
+              <w:rPr>
+                <w:noProof/>
+                <w:webHidden/>
+              </w:rPr>
+            </w:r>
+            <w:r>
+              <w:rPr>
+                <w:noProof/>
+                <w:webHidden/>
+              </w:rPr>
+              <w:fldChar w:fldCharType="separate"/>
+            </w:r>
+            <w:r>
+              <w:rPr>
+                <w:noProof/>
+                <w:webHidden/>
+              </w:rPr>
+              <w:t>4</w:t>
+            </w:r>
+            <w:r>
+              <w:rPr>
+                <w:noProof/>
+                <w:webHidden/>
+              </w:rPr>
+              <w:fldChar w:fldCharType="end"/>
+            </w:r>
+          </w:hyperlink>
+        </w:p>
+        <w:p>
+          <w:pPr>
+            <w:pStyle w:val="Sumrio2"/>
+            <w:tabs>
+              <w:tab w:val="right" w:leader="dot" w:pos="8656"/>
+            </w:tabs>
+            <w:rPr>
+              <w:rFonts w:asciiTheme="minorHAnsi" w:eastAsiaTheme="minorEastAsia" w:hAnsiTheme="minorHAnsi" w:cstheme="minorBidi"/>
+              <w:noProof/>
+              <w:color w:val="auto"/>
+              <w:kern w:val="2"/>
+              <w:sz w:val="24"/>
+              <w:szCs w:val="24"/>
+              <w14:ligatures w14:val="standardContextual"/>
+            </w:rPr>
+          </w:pPr>
+          <w:hyperlink w:anchor="_Toc225679095" w:history="1">
+            <w:r>
+              <w:rPr>
+                <w:rStyle w:val="Hyperlink"/>
+                <w:noProof/>
+              </w:rPr>
+              <w:t>2.3  Pré-processamento dos Dados</w:t>
+            </w:r>
+            <w:r>
+              <w:rPr>
+                <w:noProof/>
+                <w:webHidden/>
+              </w:rPr>
+              <w:tab/>
+            </w:r>
+            <w:r>
+              <w:rPr>
+                <w:noProof/>
+                <w:webHidden/>
+              </w:rPr>
+              <w:fldChar w:fldCharType="begin"/>
+            </w:r>
+            <w:r>
+              <w:rPr>
+                <w:noProof/>
+                <w:webHidden/>
+              </w:rPr>
+              <w:instrText xml:space="preserve"> PAGEREF _Toc225679095 \h </w:instrText>
+            </w:r>
+            <w:r>
+              <w:rPr>
+                <w:noProof/>
+                <w:webHidden/>
+              </w:rPr>
+            </w:r>
+            <w:r>
+              <w:rPr>
+                <w:noProof/>
+                <w:webHidden/>
+              </w:rPr>
+              <w:fldChar w:fldCharType="separate"/>
+            </w:r>
+            <w:r>
+              <w:rPr>
+                <w:noProof/>
+                <w:webHidden/>
+              </w:rPr>
+              <w:t>5</w:t>
+            </w:r>
+            <w:r>
+              <w:rPr>
+                <w:noProof/>
+                <w:webHidden/>
+              </w:rPr>
+              <w:fldChar w:fldCharType="end"/>
+            </w:r>
+          </w:hyperlink>
+        </w:p>
+        <w:p>
+          <w:pPr>
+            <w:pStyle w:val="Sumrio2"/>
+            <w:tabs>
+              <w:tab w:val="right" w:leader="dot" w:pos="8656"/>
+            </w:tabs>
+            <w:rPr>
+              <w:rFonts w:asciiTheme="minorHAnsi" w:eastAsiaTheme="minorEastAsia" w:hAnsiTheme="minorHAnsi" w:cstheme="minorBidi"/>
+              <w:noProof/>
+              <w:color w:val="auto"/>
+              <w:kern w:val="2"/>
+              <w:sz w:val="24"/>
+              <w:szCs w:val="24"/>
+              <w14:ligatures w14:val="standardContextual"/>
+            </w:rPr>
+          </w:pPr>
+          <w:hyperlink w:anchor="_Toc225679096" w:history="1">
+            <w:r>
+              <w:rPr>
+                <w:rStyle w:val="Hyperlink"/>
+                <w:noProof/>
+              </w:rPr>
+              <w:t>2.4  Variáveis Utilizadas na Modelagem</w:t>
+            </w:r>
+            <w:r>
+              <w:rPr>
+                <w:noProof/>
+                <w:webHidden/>
+              </w:rPr>
+              <w:tab/>
+            </w:r>
+            <w:r>
+              <w:rPr>
+                <w:noProof/>
+                <w:webHidden/>
+              </w:rPr>
+              <w:fldChar w:fldCharType="begin"/>
+            </w:r>
+            <w:r>
+              <w:rPr>
+                <w:noProof/>
+                <w:webHidden/>
+              </w:rPr>
+              <w:instrText xml:space="preserve"> PAGEREF _Toc225679096 \h </w:instrText>
+            </w:r>
+            <w:r>
+              <w:rPr>
+                <w:noProof/>
+                <w:webHidden/>
+              </w:rPr>
+            </w:r>
+            <w:r>
+              <w:rPr>
+                <w:noProof/>
+                <w:webHidden/>
+              </w:rPr>
+              <w:fldChar w:fldCharType="separate"/>
+            </w:r>
+            <w:r>
+              <w:rPr>
+                <w:noProof/>
+                <w:webHidden/>
+              </w:rPr>
+              <w:t>5</w:t>
+            </w:r>
+            <w:r>
+              <w:rPr>
+                <w:noProof/>
+                <w:webHidden/>
+              </w:rPr>
+              <w:fldChar w:fldCharType="end"/>
+            </w:r>
+          </w:hyperlink>
+        </w:p>
+        <w:p>
+          <w:pPr>
+            <w:pStyle w:val="Sumrio2"/>
+            <w:tabs>
+              <w:tab w:val="right" w:leader="dot" w:pos="8656"/>
+            </w:tabs>
+            <w:rPr>
+              <w:rFonts w:asciiTheme="minorHAnsi" w:eastAsiaTheme="minorEastAsia" w:hAnsiTheme="minorHAnsi" w:cstheme="minorBidi"/>
+              <w:noProof/>
+              <w:color w:val="auto"/>
+              <w:kern w:val="2"/>
+              <w:sz w:val="24"/>
+              <w:szCs w:val="24"/>
+              <w14:ligatures w14:val="standardContextual"/>
+            </w:rPr>
+          </w:pPr>
+          <w:hyperlink w:anchor="_Toc225679097" w:history="1">
+            <w:r>
+              <w:rPr>
+                <w:rStyle w:val="Hyperlink"/>
+                <w:noProof/>
+              </w:rPr>
+              <w:t>2.5  Técnicas de Análise de Dados</w:t>
+            </w:r>
+            <w:r>
+              <w:rPr>
+                <w:noProof/>
+                <w:webHidden/>
+              </w:rPr>
+              <w:tab/>
+            </w:r>
+            <w:r>
+              <w:rPr>
+                <w:noProof/>
+                <w:webHidden/>
+              </w:rPr>
+              <w:fldChar w:fldCharType="begin"/>
+            </w:r>
+            <w:r>
+              <w:rPr>
+                <w:noProof/>
+                <w:webHidden/>
+              </w:rPr>
+              <w:instrText xml:space="preserve"> PAGEREF _Toc225679097 \h </w:instrText>
+            </w:r>
+            <w:r>
+              <w:rPr>
+                <w:noProof/>
+                <w:webHidden/>
+              </w:rPr>
+            </w:r>
+            <w:r>
+              <w:rPr>
+                <w:noProof/>
+                <w:webHidden/>
+              </w:rPr>
+              <w:fldChar w:fldCharType="separate"/>
+            </w:r>
+            <w:r>
+              <w:rPr>
+                <w:noProof/>
+                <w:webHidden/>
+              </w:rPr>
+              <w:t>6</w:t>
+            </w:r>
+            <w:r>
+              <w:rPr>
+                <w:noProof/>
+                <w:webHidden/>
+              </w:rPr>
+              <w:fldChar w:fldCharType="end"/>
+            </w:r>
+          </w:hyperlink>
+        </w:p>
+        <w:p>
+          <w:pPr>
+            <w:pStyle w:val="Sumrio2"/>
+            <w:tabs>
+              <w:tab w:val="right" w:leader="dot" w:pos="8656"/>
+            </w:tabs>
+            <w:rPr>
+              <w:rFonts w:asciiTheme="minorHAnsi" w:eastAsiaTheme="minorEastAsia" w:hAnsiTheme="minorHAnsi" w:cstheme="minorBidi"/>
+              <w:noProof/>
+              <w:color w:val="auto"/>
+              <w:kern w:val="2"/>
+              <w:sz w:val="24"/>
+              <w:szCs w:val="24"/>
+              <w14:ligatures w14:val="standardContextual"/>
+            </w:rPr>
+          </w:pPr>
+          <w:hyperlink w:anchor="_Toc225679098" w:history="1">
+            <w:r>
+              <w:rPr>
+                <w:rStyle w:val="Hyperlink"/>
+                <w:noProof/>
+              </w:rPr>
+              <w:t>2.6  Limitações dos Dados</w:t>
+            </w:r>
+            <w:r>
+              <w:rPr>
+                <w:noProof/>
+                <w:webHidden/>
+              </w:rPr>
+              <w:tab/>
+            </w:r>
+            <w:r>
+              <w:rPr>
+                <w:noProof/>
+                <w:webHidden/>
+              </w:rPr>
+              <w:fldChar w:fldCharType="begin"/>
+            </w:r>
+            <w:r>
+              <w:rPr>
+                <w:noProof/>
+                <w:webHidden/>
+              </w:rPr>
+              <w:instrText xml:space="preserve"> PAGEREF _Toc225679098 \h </w:instrText>
+            </w:r>
+            <w:r>
+              <w:rPr>
+                <w:noProof/>
+                <w:webHidden/>
+              </w:rPr>
+            </w:r>
+            <w:r>
+              <w:rPr>
+                <w:noProof/>
+                <w:webHidden/>
+              </w:rPr>
+              <w:fldChar w:fldCharType="separate"/>
+            </w:r>
+            <w:r>
+              <w:rPr>
+                <w:noProof/>
+                <w:webHidden/>
+              </w:rPr>
+              <w:t>6</w:t>
+            </w:r>
+            <w:r>
+              <w:rPr>
+                <w:noProof/>
+                <w:webHidden/>
+              </w:rPr>
+              <w:fldChar w:fldCharType="end"/>
+            </w:r>
+          </w:hyperlink>
+        </w:p>
+        <w:p>
+          <w:pPr>
+            <w:pStyle w:val="Sumrio1"/>
+            <w:tabs>
+              <w:tab w:val="right" w:leader="dot" w:pos="8656"/>
+            </w:tabs>
+            <w:rPr>
+              <w:rFonts w:asciiTheme="minorHAnsi" w:eastAsiaTheme="minorEastAsia" w:hAnsiTheme="minorHAnsi" w:cstheme="minorBidi"/>
+              <w:noProof/>
+              <w:color w:val="auto"/>
+              <w:kern w:val="2"/>
+              <w:sz w:val="24"/>
+              <w:szCs w:val="24"/>
+              <w14:ligatures w14:val="standardContextual"/>
+            </w:rPr>
+          </w:pPr>
+          <w:hyperlink w:anchor="_Toc225679099" w:history="1">
+            <w:r>
+              <w:rPr>
+                <w:rStyle w:val="Hyperlink"/>
+                <w:noProof/>
+              </w:rPr>
+              <w:t>3  Análise dos Resultados</w:t>
+            </w:r>
+            <w:r>
+              <w:rPr>
+                <w:noProof/>
+                <w:webHidden/>
+              </w:rPr>
+              <w:tab/>
+            </w:r>
+            <w:r>
+              <w:rPr>
+                <w:noProof/>
+                <w:webHidden/>
+              </w:rPr>
+              <w:fldChar w:fldCharType="begin"/>
+            </w:r>
+            <w:r>
+              <w:rPr>
+                <w:noProof/>
+                <w:webHidden/>
+              </w:rPr>
+              <w:instrText xml:space="preserve"> PAGEREF _Toc225679099 \h </w:instrText>
+            </w:r>
+            <w:r>
+              <w:rPr>
+                <w:noProof/>
+                <w:webHidden/>
+              </w:rPr>
+            </w:r>
+            <w:r>
+              <w:rPr>
+                <w:noProof/>
+                <w:webHidden/>
+              </w:rPr>
+              <w:fldChar w:fldCharType="separate"/>
+            </w:r>
+            <w:r>
+              <w:rPr>
+                <w:noProof/>
+                <w:webHidden/>
+              </w:rPr>
+              <w:t>7</w:t>
+            </w:r>
+            <w:r>
+              <w:rPr>
+                <w:noProof/>
+                <w:webHidden/>
+              </w:rPr>
+              <w:fldChar w:fldCharType="end"/>
+            </w:r>
+          </w:hyperlink>
+        </w:p>
+        <w:p>
+          <w:pPr>
+            <w:pStyle w:val="Sumrio2"/>
+            <w:tabs>
+              <w:tab w:val="right" w:leader="dot" w:pos="8656"/>
+            </w:tabs>
+            <w:rPr>
+              <w:rFonts w:asciiTheme="minorHAnsi" w:eastAsiaTheme="minorEastAsia" w:hAnsiTheme="minorHAnsi" w:cstheme="minorBidi"/>
+              <w:noProof/>
+              <w:color w:val="auto"/>
+              <w:kern w:val="2"/>
+              <w:sz w:val="24"/>
+              <w:szCs w:val="24"/>
+              <w14:ligatures w14:val="standardContextual"/>
+            </w:rPr>
+          </w:pPr>
+          <w:hyperlink w:anchor="_Toc225679100" w:history="1">
+            <w:r>
+              <w:rPr>
+                <w:rStyle w:val="Hyperlink"/>
+                <w:noProof/>
+              </w:rPr>
+              <w:t>3.1  Pipeline de Priorização — IVS + CadÚnico</w:t>
+            </w:r>
+            <w:r>
+              <w:rPr>
+                <w:noProof/>
+                <w:webHidden/>
+              </w:rPr>
+              <w:tab/>
+            </w:r>
+            <w:r>
+              <w:rPr>
+                <w:noProof/>
+                <w:webHidden/>
+              </w:rPr>
+              <w:fldChar w:fldCharType="begin"/>
+            </w:r>
+            <w:r>
+              <w:rPr>
+                <w:noProof/>
+                <w:webHidden/>
+              </w:rPr>
+              <w:instrText xml:space="preserve"> PAGEREF _Toc225679100 \h </w:instrText>
+            </w:r>
+            <w:r>
+              <w:rPr>
+                <w:noProof/>
+                <w:webHidden/>
+              </w:rPr>
+            </w:r>
+            <w:r>
+              <w:rPr>
+                <w:noProof/>
+                <w:webHidden/>
+              </w:rPr>
+              <w:fldChar w:fldCharType="separate"/>
+            </w:r>
+            <w:r>
+              <w:rPr>
+                <w:noProof/>
+                <w:webHidden/>
+              </w:rPr>
+              <w:t>7</w:t>
+            </w:r>
+            <w:r>
+              <w:rPr>
+                <w:noProof/>
+                <w:webHidden/>
+              </w:rPr>
+              <w:fldChar w:fldCharType="end"/>
+            </w:r>
+          </w:hyperlink>
+        </w:p>
+        <w:p>
+          <w:pPr>
+            <w:pStyle w:val="Sumrio2"/>
+            <w:tabs>
+              <w:tab w:val="right" w:leader="dot" w:pos="8656"/>
+            </w:tabs>
+            <w:rPr>
+              <w:rFonts w:asciiTheme="minorHAnsi" w:eastAsiaTheme="minorEastAsia" w:hAnsiTheme="minorHAnsi" w:cstheme="minorBidi"/>
+              <w:noProof/>
+              <w:color w:val="auto"/>
+              <w:kern w:val="2"/>
+              <w:sz w:val="24"/>
+              <w:szCs w:val="24"/>
+              <w14:ligatures w14:val="standardContextual"/>
+            </w:rPr>
+          </w:pPr>
+          <w:hyperlink w:anchor="_Toc225679101" w:history="1">
+            <w:r>
+              <w:rPr>
+                <w:rStyle w:val="Hyperlink"/>
+                <w:noProof/>
+              </w:rPr>
+              <w:t>3.3  Municípios Invisíveis para a Resposta Federal</w:t>
+            </w:r>
+            <w:r>
+              <w:rPr>
+                <w:noProof/>
+                <w:webHidden/>
+              </w:rPr>
+              <w:tab/>
+            </w:r>
+            <w:r>
+              <w:rPr>
+                <w:noProof/>
+                <w:webHidden/>
+              </w:rPr>
+              <w:fldChar w:fldCharType="begin"/>
+            </w:r>
+            <w:r>
+              <w:rPr>
+                <w:noProof/>
+                <w:webHidden/>
+              </w:rPr>
+              <w:instrText xml:space="preserve"> PAGEREF _Toc225679101 \h </w:instrText>
+            </w:r>
+            <w:r>
+              <w:rPr>
+                <w:noProof/>
+                <w:webHidden/>
+              </w:rPr>
+            </w:r>
+            <w:r>
+              <w:rPr>
+                <w:noProof/>
+                <w:webHidden/>
+              </w:rPr>
+              <w:fldChar w:fldCharType="separate"/>
+            </w:r>
+            <w:r>
+              <w:rPr>
+                <w:noProof/>
+                <w:webHidden/>
+              </w:rPr>
+              <w:t>10</w:t>
+            </w:r>
+            <w:r>
+              <w:rPr>
+                <w:noProof/>
+                <w:webHidden/>
+              </w:rPr>
+              <w:fldChar w:fldCharType="end"/>
+            </w:r>
+          </w:hyperlink>
+        </w:p>
+        <w:p>
+          <w:pPr>
+            <w:pStyle w:val="Sumrio2"/>
+            <w:tabs>
+              <w:tab w:val="right" w:leader="dot" w:pos="8656"/>
+            </w:tabs>
+            <w:rPr>
+              <w:rFonts w:asciiTheme="minorHAnsi" w:eastAsiaTheme="minorEastAsia" w:hAnsiTheme="minorHAnsi" w:cstheme="minorBidi"/>
+              <w:noProof/>
+              <w:color w:val="auto"/>
+              <w:kern w:val="2"/>
+              <w:sz w:val="24"/>
+              <w:szCs w:val="24"/>
+              <w14:ligatures w14:val="standardContextual"/>
+            </w:rPr>
+          </w:pPr>
+          <w:hyperlink w:anchor="_Toc225679102" w:history="1">
+            <w:r>
+              <w:rPr>
+                <w:rStyle w:val="Hyperlink"/>
+                <w:noProof/>
+              </w:rPr>
+              <w:t>3.4  Score Ampliado com Exposição Histórica</w:t>
+            </w:r>
+            <w:r>
+              <w:rPr>
+                <w:noProof/>
+                <w:webHidden/>
+              </w:rPr>
+              <w:tab/>
+            </w:r>
+            <w:r>
+              <w:rPr>
+                <w:noProof/>
+                <w:webHidden/>
+              </w:rPr>
+              <w:fldChar w:fldCharType="begin"/>
+            </w:r>
+            <w:r>
+              <w:rPr>
+                <w:noProof/>
+                <w:webHidden/>
+              </w:rPr>
+              <w:instrText xml:space="preserve"> PAGEREF _Toc225679102 \h </w:instrText>
+            </w:r>
+            <w:r>
+              <w:rPr>
+                <w:noProof/>
+                <w:webHidden/>
+              </w:rPr>
+            </w:r>
+            <w:r>
+              <w:rPr>
+                <w:noProof/>
+                <w:webHidden/>
+              </w:rPr>
+              <w:fldChar w:fldCharType="separate"/>
+            </w:r>
+            <w:r>
+              <w:rPr>
+                <w:noProof/>
+                <w:webHidden/>
+              </w:rPr>
+              <w:t>11</w:t>
+            </w:r>
+            <w:r>
+              <w:rPr>
+                <w:noProof/>
+                <w:webHidden/>
+              </w:rPr>
+              <w:fldChar w:fldCharType="end"/>
+            </w:r>
+          </w:hyperlink>
+        </w:p>
+        <w:p>
+          <w:pPr>
+            <w:pStyle w:val="Sumrio1"/>
+            <w:tabs>
+              <w:tab w:val="right" w:leader="dot" w:pos="8656"/>
+            </w:tabs>
+            <w:rPr>
+              <w:rFonts w:asciiTheme="minorHAnsi" w:eastAsiaTheme="minorEastAsia" w:hAnsiTheme="minorHAnsi" w:cstheme="minorBidi"/>
+              <w:noProof/>
+              <w:color w:val="auto"/>
+              <w:kern w:val="2"/>
+              <w:sz w:val="24"/>
+              <w:szCs w:val="24"/>
+              <w14:ligatures w14:val="standardContextual"/>
+            </w:rPr>
+          </w:pPr>
+          <w:hyperlink w:anchor="_Toc225679103" w:history="1">
+            <w:r>
+              <w:rPr>
+                <w:rStyle w:val="Hyperlink"/>
+                <w:noProof/>
+              </w:rPr>
+              <w:t>4  Considerações Finais</w:t>
+            </w:r>
+            <w:r>
+              <w:rPr>
+                <w:noProof/>
+                <w:webHidden/>
+              </w:rPr>
+              <w:tab/>
+            </w:r>
+            <w:r>
+              <w:rPr>
+                <w:noProof/>
+                <w:webHidden/>
+              </w:rPr>
+              <w:fldChar w:fldCharType="begin"/>
+            </w:r>
+            <w:r>
+              <w:rPr>
+                <w:noProof/>
+                <w:webHidden/>
+              </w:rPr>
+              <w:instrText xml:space="preserve"> PAGEREF _Toc225679103 \h </w:instrText>
+            </w:r>
+            <w:r>
+              <w:rPr>
+                <w:noProof/>
+                <w:webHidden/>
+              </w:rPr>
+            </w:r>
+            <w:r>
+              <w:rPr>
+                <w:noProof/>
+                <w:webHidden/>
+              </w:rPr>
+              <w:fldChar w:fldCharType="separate"/>
+            </w:r>
+            <w:r>
+              <w:rPr>
+                <w:noProof/>
+                <w:webHidden/>
+              </w:rPr>
+              <w:t>13</w:t>
+            </w:r>
+            <w:r>
+              <w:rPr>
+                <w:noProof/>
+                <w:webHidden/>
+              </w:rPr>
+              <w:fldChar w:fldCharType="end"/>
+            </w:r>
+          </w:hyperlink>
+        </w:p>
+        <w:p>
+          <w:pPr>
+            <w:pStyle w:val="Sumrio1"/>
+            <w:tabs>
+              <w:tab w:val="right" w:leader="dot" w:pos="8656"/>
+            </w:tabs>
+            <w:rPr>
+              <w:rFonts w:asciiTheme="minorHAnsi" w:eastAsiaTheme="minorEastAsia" w:hAnsiTheme="minorHAnsi" w:cstheme="minorBidi"/>
+              <w:noProof/>
+              <w:color w:val="auto"/>
+              <w:kern w:val="2"/>
+              <w:sz w:val="24"/>
+              <w:szCs w:val="24"/>
+              <w14:ligatures w14:val="standardContextual"/>
+            </w:rPr>
+          </w:pPr>
+          <w:hyperlink w:anchor="_Toc225679104" w:history="1">
+            <w:r>
+              <w:rPr>
+                <w:rStyle w:val="Hyperlink"/>
+                <w:noProof/>
+              </w:rPr>
+              <w:t>5  Referências</w:t>
+            </w:r>
+            <w:r>
+              <w:rPr>
+                <w:noProof/>
+                <w:webHidden/>
+              </w:rPr>
+              <w:tab/>
+            </w:r>
+            <w:r>
+              <w:rPr>
+                <w:noProof/>
+                <w:webHidden/>
+              </w:rPr>
+              <w:fldChar w:fldCharType="begin"/>
+            </w:r>
+            <w:r>
+              <w:rPr>
+                <w:noProof/>
+                <w:webHidden/>
+              </w:rPr>
+              <w:instrText xml:space="preserve"> PAGEREF _Toc225679104 \h </w:instrText>
+            </w:r>
+            <w:r>
+              <w:rPr>
+                <w:noProof/>
+                <w:webHidden/>
+              </w:rPr>
+            </w:r>
+            <w:r>
+              <w:rPr>
+                <w:noProof/>
+                <w:webHidden/>
+              </w:rPr>
+              <w:fldChar w:fldCharType="separate"/>
+            </w:r>
+            <w:r>
+              <w:rPr>
+                <w:noProof/>
+                <w:webHidden/>
+              </w:rPr>
+              <w:t>14</w:t>
+            </w:r>
+            <w:r>
+              <w:rPr>
+                <w:noProof/>
+                <w:webHidden/>
+              </w:rPr>
+              <w:fldChar w:fldCharType="end"/>
+            </w:r>
+          </w:hyperlink>
+        </w:p>
+        <w:p>
+          <w:r>
+            <w:rPr>
+              <w:b/>
+              <w:bCs/>
+            </w:rPr>
+            <w:fldChar w:fldCharType="end"/>
+          </w:r>
+        </w:p>
+      </w:sdtContent>
+    </w:sdt>
     <w:p>
       <w:pPr>
         <w:spacing w:line="276" w:lineRule="auto"/>
@@ -1151,7 +1652,7 @@
           <w:color w:val="auto"/>
         </w:rPr>
       </w:pPr>
-      <w:proofErr w:type="gramStart"/>
+      <w:bookmarkStart w:id="2" w:name="_Toc225679091"/>
       <w:r>
         <w:rPr>
           <w:color w:val="auto"/>
@@ -1159,40 +1660,7 @@
         <w:lastRenderedPageBreak/>
         <w:t>1  Introdução</w:t>
       </w:r>
-      <w:proofErr w:type="gramEnd"/>
-    </w:p>
-    <w:p>
-      <w:pPr>
-        <w:pBdr>
-          <w:bottom w:val="single" w:sz="8" w:space="1" w:color="1F4E79"/>
-        </w:pBdr>
-        <w:spacing w:before="60" w:after="60" w:line="276" w:lineRule="auto"/>
-        <w:rPr>
-          <w:color w:val="auto"/>
-        </w:rPr>
-      </w:pPr>
-    </w:p>
-    <w:p>
-      <w:pPr>
-        <w:pStyle w:val="Ttulo2"/>
-        <w:rPr>
-          <w:color w:val="auto"/>
-        </w:rPr>
-      </w:pPr>
-      <w:proofErr w:type="gramStart"/>
-      <w:r>
-        <w:rPr>
-          <w:color w:val="auto"/>
-        </w:rPr>
-        <w:t>1.1  Contexto</w:t>
-      </w:r>
-      <w:proofErr w:type="gramEnd"/>
-      <w:r>
-        <w:rPr>
-          <w:color w:val="auto"/>
-        </w:rPr>
-        <w:t>: Desastres no Brasil</w:t>
-      </w:r>
+      <w:bookmarkEnd w:id="2"/>
     </w:p>
     <w:p>
       <w:pPr>
@@ -1202,26 +1670,6 @@
           <w:color w:val="auto"/>
         </w:rPr>
       </w:pPr>
-      <w:r>
-        <w:rPr>
-          <w:color w:val="auto"/>
-        </w:rPr>
-        <w:t xml:space="preserve">O Brasil figura entre os países com maior exposição a desastres naturais e tecnológicos de origem hidrológica e geológica. Entre 2013 e 2022, as perdas econômicas acumuladas associadas a esses eventos alcançaram R$ 341 bilhões, afetando potencialmente os 5.570 municípios brasileiros. No período de 2024 a outubro de 2025, o governo federal emitiu mais de 4.700 Portarias de Reconhecimento de Estado de Calamidade Pública ou </w:t>
-      </w:r>
-      <w:proofErr w:type="gramStart"/>
-      <w:r>
-        <w:rPr>
-          <w:color w:val="auto"/>
-        </w:rPr>
-        <w:t>Situação de Emergência</w:t>
-      </w:r>
-      <w:proofErr w:type="gramEnd"/>
-      <w:r>
-        <w:rPr>
-          <w:color w:val="auto"/>
-        </w:rPr>
-        <w:t>, com destaque para estiagem (2.273), chuvas intensas (1.348), seca (1.083), inundações (139), vendaval (126) e enxurradas (105).</w:t>
-      </w:r>
     </w:p>
     <w:p>
       <w:pPr>
@@ -1235,7 +1683,7 @@
         <w:rPr>
           <w:color w:val="auto"/>
         </w:rPr>
-        <w:t>Os recursos federais mobilizados em 2024 para resposta a desastres somaram aproximadamente R$ 3,2 bilhões, distribuídos entre Operação Carro-Pipa (R$ 627 milhões), Restabelecimento de Serviços (R$ 794 milhões), Socorro e Assistência (R$ 598 milhões) e Recuperação de Infraestrutura (R$ 1,2 bilhão). Esses números evidenciam um padrão estrutural da política brasileira de defesa civil: predominância dos gastos reativos sobre os investimentos preventivos.</w:t>
+        <w:t>O Brasil convive com recorrentes desastres de origem hidrológica e geológica, que afetam municípios em diferentes regiões e impõem custos humanos, sociais e fiscais relevantes. A predominância de ações de resposta e reconstrução após os eventos, em comparação aos investimentos preventivos, evidencia um padrão estrutural da política pública de gestão de riscos. Esse cenário é influenciado por fatores institucionais e cognitivos que favorecem decisões de curto prazo, nas quais a urgência da emergência se sobrepõe à prevenção.</w:t>
       </w:r>
     </w:p>
     <w:p>
@@ -1250,43 +1698,19 @@
         <w:rPr>
           <w:color w:val="auto"/>
         </w:rPr>
-        <w:t>A literatura especializada identifica múltiplos vieses cognitivos e institucionais que perpetuam esse desequilíbrio — viés de normalidade, viés de curto prazo (</w:t>
-      </w:r>
-      <w:proofErr w:type="spellStart"/>
-      <w:r>
-        <w:rPr>
-          <w:color w:val="auto"/>
-        </w:rPr>
-        <w:t>present</w:t>
-      </w:r>
-      <w:proofErr w:type="spellEnd"/>
-      <w:r>
-        <w:rPr>
-          <w:color w:val="auto"/>
-        </w:rPr>
-        <w:t xml:space="preserve"> bias), viés de disponibilidade e viés de otimismo —, todos contribuindo para que gestores públicos priorizem a reconstrução pós-desastre sobre obras preventivas cujos benefícios são difusos e de longo prazo.</w:t>
-      </w:r>
-    </w:p>
-    <w:p>
-      <w:pPr>
-        <w:pStyle w:val="Ttulo2"/>
-        <w:rPr>
-          <w:color w:val="auto"/>
-        </w:rPr>
-      </w:pPr>
-      <w:proofErr w:type="gramStart"/>
-      <w:r>
-        <w:rPr>
-          <w:color w:val="auto"/>
-        </w:rPr>
-        <w:t>1.2  Política</w:t>
-      </w:r>
-      <w:proofErr w:type="gramEnd"/>
-      <w:r>
-        <w:rPr>
-          <w:color w:val="auto"/>
-        </w:rPr>
-        <w:t xml:space="preserve"> Nacional de Proteção e Defesa Civil</w:t>
+        <w:t>A Política Nacional de Proteção e Defesa Civil (PNPDEC), instituída pela Lei nº 12.608/2012, estabelece o marco normativo da gestão de riscos e desastres no Brasil, orientada pelos eixos de prevenção, mitigação, preparação, resposta e recuperação. Sua implementação, contudo, enfrenta desafios federativos relevantes: muitos municípios não possuem estrutura ativa de Defesa Civil, a distribuição de recursos e capacitação é regionalmente desigual e a coordenação intersetorial entre União, estados e municípios apresenta obstáculos estruturais que limitam a efetividade da política</w:t>
+      </w:r>
+      <w:r>
+        <w:rPr>
+          <w:color w:val="auto"/>
+        </w:rPr>
+        <w:t>,</w:t>
+      </w:r>
+      <w:r>
+        <w:rPr>
+          <w:color w:val="auto"/>
+        </w:rPr>
+        <w:t xml:space="preserve"> especialmente em sua dimensão preventiva.</w:t>
       </w:r>
     </w:p>
     <w:p>
@@ -1301,7 +1725,7 @@
         <w:rPr>
           <w:color w:val="auto"/>
         </w:rPr>
-        <w:t>A Política Nacional de Proteção e Defesa Civil (PNPDEC), instituída pela Lei nº 12.608/2012, estabelece o marco normativo da gestão de riscos e desastres no Brasil. Seus objetivos centrais são reduzir os riscos de desastres e proteger a vida, o meio ambiente e o patrimônio nacional, por meio de diretrizes de prevenção, mitigação, preparação, resposta e recuperação — os cinco eixos do Plano Nacional de Proteção e Defesa Civil (PN-PDC 2025-2035).</w:t>
+        <w:t>O problema central que motiva este trabalho é a ausência de critérios objetivos e integrados, baseados em dados, para orientar o investimento em infraestrutura urbana preventiva nos municípios mais vulneráveis. A PNPDEC reconhece a necessidade da prevenção, mas a alocação de recursos preventivos carece de instrumentos analíticos que integrem indicadores de vulnerabilidade socioeconômica e de infraestrutura com evidências empíricas de exposição histórica a desastres. Sem esse suporte, a tendência institucional permanece concentrada em ações reativas, mais visíveis e imediatas, porém menos eficientes no longo prazo.</w:t>
       </w:r>
     </w:p>
     <w:p>
@@ -1316,7 +1740,57 @@
         <w:rPr>
           <w:color w:val="auto"/>
         </w:rPr>
-        <w:t>A política opera em um arranjo federativo complexo, com responsabilidades compartilhadas entre União, estados e municípios. Esse arranjo enfrenta três desafios estruturais identificados na literatura e confirmados pelos dados: assimetria municipal (muitos municípios não possuem estrutura ativa de Defesa Civil), desigualdade regional na distribuição de recursos e capacitação, e dificuldades de coordenação intersetorial.</w:t>
+        <w:t xml:space="preserve">Para enfrentar esse problema, este trabalho propõe uma estratégia de análise de dados em duas etapas complementares. A primeira desenvolve um pipeline de priorização municipal para investimento em infraestrutura urbana </w:t>
+      </w:r>
+      <w:r>
+        <w:rPr>
+          <w:color w:val="auto"/>
+        </w:rPr>
+        <w:t>,</w:t>
+      </w:r>
+      <w:r>
+        <w:rPr>
+          <w:color w:val="auto"/>
+        </w:rPr>
+        <w:t xml:space="preserve"> especialmente drenagem, saneamento e contenção de encostas</w:t>
+      </w:r>
+      <w:r>
+        <w:rPr>
+          <w:color w:val="auto"/>
+        </w:rPr>
+        <w:t>,</w:t>
+      </w:r>
+      <w:r>
+        <w:rPr>
+          <w:color w:val="auto"/>
+        </w:rPr>
+        <w:t xml:space="preserve"> integrando o Atlas de Vulnerabilidade Social (IVS/IPEA) e os microdados do </w:t>
+      </w:r>
+      <w:proofErr w:type="spellStart"/>
+      <w:r>
+        <w:rPr>
+          <w:color w:val="auto"/>
+        </w:rPr>
+        <w:t>CadÚnico</w:t>
+      </w:r>
+      <w:proofErr w:type="spellEnd"/>
+      <w:r>
+        <w:rPr>
+          <w:color w:val="auto"/>
+        </w:rPr>
+        <w:t xml:space="preserve"> (SAGI/MDS), com conformidade à LGPD demonstrada. A segunda etapa valida empiricamente o ranking produzido cruzando-o com o Relatório Gerencial de Resposta a Desastres da SEDEC, filtrado pelos tipos de desastre aderentes ao tema via Codificação Brasileira de Desastres (COBRADE), e propõe um score ampliado que incorpora a exposição histórica como componente </w:t>
+      </w:r>
+      <w:r>
+        <w:rPr>
+          <w:color w:val="auto"/>
+        </w:rPr>
+        <w:t xml:space="preserve">adicional </w:t>
+      </w:r>
+      <w:r>
+        <w:rPr>
+          <w:color w:val="auto"/>
+        </w:rPr>
+        <w:t>do modelo.</w:t>
       </w:r>
     </w:p>
     <w:p>
@@ -1331,29 +1805,7 @@
         <w:rPr>
           <w:color w:val="auto"/>
         </w:rPr>
-        <w:t>O Sistema Integrado de Informações sobre Desastres (S2iD), gerido pela Secretaria Nacional de Proteção e Defesa Civil (SEDEC/MIDR), é a principal plataforma de registro, monitoramento e repasse de recursos, sendo a fonte de dados primária do Relatório Gerencial de Resposta a Desastres utilizado neste trabalho.</w:t>
-      </w:r>
-    </w:p>
-    <w:p>
-      <w:pPr>
-        <w:pStyle w:val="Ttulo2"/>
-        <w:rPr>
-          <w:color w:val="auto"/>
-        </w:rPr>
-      </w:pPr>
-      <w:proofErr w:type="gramStart"/>
-      <w:r>
-        <w:rPr>
-          <w:color w:val="auto"/>
-        </w:rPr>
-        <w:t>1.3  Problema</w:t>
-      </w:r>
-      <w:proofErr w:type="gramEnd"/>
-      <w:r>
-        <w:rPr>
-          <w:color w:val="auto"/>
-        </w:rPr>
-        <w:t xml:space="preserve"> Central</w:t>
+        <w:t>O objetivo principal é disponibilizar uma ferramenta concreta de apoio à decisão pública para a priorização de investimentos preventivos, fundamentada em dados oficiais, auditável e replicável. A pergunta central que organiza a análise é: os municípios identificados como mais vulneráveis pelo modelo são de fato os mais expostos a desastres aderentes ao tema de infraestrutura urbana preventiva? A resposta a essa pergunta permite avaliar não apenas a validade empírica do modelo, mas também revelar onde o sistema federal de resposta não alcança e, portanto, onde a prevenção é mais urgente.</w:t>
       </w:r>
     </w:p>
     <w:p>
@@ -1364,151 +1816,6 @@
           <w:color w:val="auto"/>
         </w:rPr>
       </w:pPr>
-      <w:r>
-        <w:rPr>
-          <w:color w:val="auto"/>
-        </w:rPr>
-        <w:t xml:space="preserve">O problema central que motiva este trabalho é a ausência de critérios objetivos, baseados em dados, para priorizar o investimento em infraestrutura urbana preventiva nos municípios brasileiros mais vulneráveis. A PNPDEC reconhece a necessidade da </w:t>
-      </w:r>
-      <w:r>
-        <w:rPr>
-          <w:color w:val="auto"/>
-        </w:rPr>
-        <w:lastRenderedPageBreak/>
-        <w:t>prevenção, mas a alocação de recursos preventivos carece de instrumentos analíticos que integrem indicadores de vulnerabilidade socioeconômica e de infraestrutura com evidências empíricas de exposição histórica a desastres.</w:t>
-      </w:r>
-    </w:p>
-    <w:p>
-      <w:pPr>
-        <w:spacing w:before="60" w:after="60" w:line="276" w:lineRule="auto"/>
-        <w:jc w:val="both"/>
-        <w:rPr>
-          <w:color w:val="auto"/>
-        </w:rPr>
-      </w:pPr>
-      <w:r>
-        <w:rPr>
-          <w:color w:val="auto"/>
-        </w:rPr>
-        <w:t>Esse vazio analítico é agravado pelo desequilíbrio já mencionado entre gastos reativos e preventivos: sem evidência robusta sobre onde o risco é maior e onde a intervenção preventiva teria maior retorno, a tendência institucional é concentrar recursos na resposta emergencial visível, politicamente rentável e burocraticamente mais simples de executar.</w:t>
-      </w:r>
-    </w:p>
-    <w:p>
-      <w:pPr>
-        <w:pStyle w:val="Ttulo2"/>
-        <w:rPr>
-          <w:color w:val="auto"/>
-        </w:rPr>
-      </w:pPr>
-      <w:proofErr w:type="gramStart"/>
-      <w:r>
-        <w:rPr>
-          <w:color w:val="auto"/>
-        </w:rPr>
-        <w:t>1.4  Análise</w:t>
-      </w:r>
-      <w:proofErr w:type="gramEnd"/>
-      <w:r>
-        <w:rPr>
-          <w:color w:val="auto"/>
-        </w:rPr>
-        <w:t xml:space="preserve"> da Solução e Objetivo Principal</w:t>
-      </w:r>
-    </w:p>
-    <w:p>
-      <w:pPr>
-        <w:spacing w:before="60" w:after="60" w:line="276" w:lineRule="auto"/>
-        <w:jc w:val="both"/>
-        <w:rPr>
-          <w:color w:val="auto"/>
-        </w:rPr>
-      </w:pPr>
-      <w:r>
-        <w:rPr>
-          <w:color w:val="auto"/>
-        </w:rPr>
-        <w:t>Este trabalho propõe uma estratégia de análise de dados em duas etapas complementares. A primeira etapa desenvolve um pipeline de priorização de municípios para investimento em infraestrutura urbana preventiva</w:t>
-      </w:r>
-      <w:r>
-        <w:rPr>
-          <w:color w:val="auto"/>
-        </w:rPr>
-        <w:t xml:space="preserve"> (</w:t>
-      </w:r>
-      <w:r>
-        <w:rPr>
-          <w:color w:val="auto"/>
-        </w:rPr>
-        <w:t>drenagem, saneamento e contenção de encostas</w:t>
-      </w:r>
-      <w:r>
-        <w:rPr>
-          <w:color w:val="auto"/>
-        </w:rPr>
-        <w:t>)</w:t>
-      </w:r>
-      <w:r>
-        <w:rPr>
-          <w:color w:val="auto"/>
-        </w:rPr>
-        <w:t xml:space="preserve"> integrando o Atlas de Vulnerabilidade Social (IVS/IPEA) e os microdados do </w:t>
-      </w:r>
-      <w:proofErr w:type="spellStart"/>
-      <w:r>
-        <w:rPr>
-          <w:color w:val="auto"/>
-        </w:rPr>
-        <w:t>CadÚnico</w:t>
-      </w:r>
-      <w:proofErr w:type="spellEnd"/>
-      <w:r>
-        <w:rPr>
-          <w:color w:val="auto"/>
-        </w:rPr>
-        <w:t xml:space="preserve"> (SAGI/MDS), com conformidade LGPD demonstrada.</w:t>
-      </w:r>
-    </w:p>
-    <w:p>
-      <w:pPr>
-        <w:spacing w:before="60" w:after="60" w:line="276" w:lineRule="auto"/>
-        <w:jc w:val="both"/>
-        <w:rPr>
-          <w:color w:val="auto"/>
-        </w:rPr>
-      </w:pPr>
-      <w:r>
-        <w:rPr>
-          <w:color w:val="auto"/>
-        </w:rPr>
-        <w:t>A segunda etapa valida empiricamente o ranking produzido cruzando-o com o Relatório Gerencial de Resposta a Desastres da SEDEC, filtrado pelos tipos de desastre aderentes ao tema via Codificação Brasileira de Desastres (COBRADE), e propõe um score ampliado que incorpora a exposição histórica como terceiro componente do modelo.</w:t>
-      </w:r>
-    </w:p>
-    <w:p>
-      <w:pPr>
-        <w:spacing w:before="60" w:after="60" w:line="276" w:lineRule="auto"/>
-        <w:jc w:val="both"/>
-        <w:rPr>
-          <w:color w:val="auto"/>
-        </w:rPr>
-      </w:pPr>
-      <w:r>
-        <w:rPr>
-          <w:color w:val="auto"/>
-        </w:rPr>
-        <w:t>O objetivo principal é entregar uma ferramenta concreta de apoio à decisão para alocação de recursos em infraestrutura urbana preventiva, fundamentada em fontes federais oficiais, auditável e replicável</w:t>
-      </w:r>
-      <w:r>
-        <w:rPr>
-          <w:color w:val="auto"/>
-        </w:rPr>
-        <w:t>,</w:t>
-      </w:r>
-      <w:r>
-        <w:rPr>
-          <w:color w:val="auto"/>
-        </w:rPr>
-        <w:t xml:space="preserve"> respondendo à pergunta central: os municípios identificados como mais vulneráveis pelo modelo são de fato os mais expostos a desastres aderentes ao tema?</w:t>
-      </w:r>
     </w:p>
     <w:p>
       <w:pPr>
@@ -1531,7 +1838,7 @@
           <w:color w:val="auto"/>
         </w:rPr>
       </w:pPr>
-      <w:proofErr w:type="gramStart"/>
+      <w:bookmarkStart w:id="3" w:name="_Toc225679092"/>
       <w:r>
         <w:rPr>
           <w:color w:val="auto"/>
@@ -1539,18 +1846,7 @@
         <w:lastRenderedPageBreak/>
         <w:t>2  Metodologia</w:t>
       </w:r>
-      <w:proofErr w:type="gramEnd"/>
-    </w:p>
-    <w:p>
-      <w:pPr>
-        <w:pBdr>
-          <w:bottom w:val="single" w:sz="8" w:space="1" w:color="1F4E79"/>
-        </w:pBdr>
-        <w:spacing w:before="60" w:after="60" w:line="276" w:lineRule="auto"/>
-        <w:rPr>
-          <w:color w:val="auto"/>
-        </w:rPr>
-      </w:pPr>
+      <w:bookmarkEnd w:id="3"/>
     </w:p>
     <w:p>
       <w:pPr>
@@ -1559,20 +1855,14 @@
           <w:color w:val="auto"/>
         </w:rPr>
       </w:pPr>
-      <w:proofErr w:type="gramStart"/>
-      <w:r>
-        <w:rPr>
-          <w:color w:val="auto"/>
-        </w:rPr>
-        <w:t>2.1  Estrutura</w:t>
-      </w:r>
-      <w:proofErr w:type="gramEnd"/>
-      <w:r>
-        <w:rPr>
-          <w:color w:val="auto"/>
-        </w:rPr>
-        <w:t xml:space="preserve"> das Bases de Dados Integradas</w:t>
-      </w:r>
+      <w:bookmarkStart w:id="4" w:name="_Toc225679093"/>
+      <w:r>
+        <w:rPr>
+          <w:color w:val="auto"/>
+        </w:rPr>
+        <w:t>2.1  Estrutura das Bases de Dados Integradas</w:t>
+      </w:r>
+      <w:bookmarkEnd w:id="4"/>
     </w:p>
     <w:p>
       <w:pPr>
@@ -2099,15 +2389,13 @@
               <w:spacing w:line="276" w:lineRule="auto"/>
               <w:rPr>
                 <w:color w:val="auto"/>
-                <w:highlight w:val="yellow"/>
-              </w:rPr>
-            </w:pPr>
-            <w:r>
-              <w:rPr>
-                <w:color w:val="auto"/>
-                <w:sz w:val="20"/>
-                <w:szCs w:val="20"/>
-                <w:highlight w:val="yellow"/>
+              </w:rPr>
+            </w:pPr>
+            <w:r>
+              <w:rPr>
+                <w:color w:val="auto"/>
+                <w:sz w:val="20"/>
+                <w:szCs w:val="20"/>
               </w:rPr>
               <w:t xml:space="preserve">Relatório Gerencial </w:t>
             </w:r>
@@ -2116,7 +2404,6 @@
                 <w:color w:val="auto"/>
                 <w:sz w:val="20"/>
                 <w:szCs w:val="20"/>
-                <w:highlight w:val="yellow"/>
               </w:rPr>
               <w:t xml:space="preserve">de Respostas </w:t>
             </w:r>
@@ -2125,7 +2412,6 @@
                 <w:color w:val="auto"/>
                 <w:sz w:val="20"/>
                 <w:szCs w:val="20"/>
-                <w:highlight w:val="yellow"/>
               </w:rPr>
               <w:t>SEDEC</w:t>
             </w:r>
@@ -2134,7 +2420,6 @@
                 <w:color w:val="auto"/>
                 <w:sz w:val="20"/>
                 <w:szCs w:val="20"/>
-                <w:highlight w:val="yellow"/>
               </w:rPr>
               <w:t>/MIDR</w:t>
             </w:r>
@@ -2164,15 +2449,13 @@
               <w:jc w:val="center"/>
               <w:rPr>
                 <w:color w:val="auto"/>
-                <w:highlight w:val="yellow"/>
-              </w:rPr>
-            </w:pPr>
-            <w:r>
-              <w:rPr>
-                <w:color w:val="auto"/>
-                <w:sz w:val="20"/>
-                <w:szCs w:val="20"/>
-                <w:highlight w:val="yellow"/>
+              </w:rPr>
+            </w:pPr>
+            <w:r>
+              <w:rPr>
+                <w:color w:val="auto"/>
+                <w:sz w:val="20"/>
+                <w:szCs w:val="20"/>
               </w:rPr>
               <w:t>MIDR/SEDEC</w:t>
             </w:r>
@@ -2202,17 +2485,23 @@
               <w:jc w:val="center"/>
               <w:rPr>
                 <w:color w:val="auto"/>
-                <w:highlight w:val="yellow"/>
-              </w:rPr>
-            </w:pPr>
-            <w:r>
-              <w:rPr>
-                <w:color w:val="auto"/>
-                <w:sz w:val="20"/>
-                <w:szCs w:val="20"/>
-                <w:highlight w:val="yellow"/>
-              </w:rPr>
-              <w:t>2016–2024</w:t>
+              </w:rPr>
+            </w:pPr>
+            <w:r>
+              <w:rPr>
+                <w:color w:val="auto"/>
+                <w:sz w:val="20"/>
+                <w:szCs w:val="20"/>
+              </w:rPr>
+              <w:t>2016–202</w:t>
+            </w:r>
+            <w:r>
+              <w:rPr>
+                <w:color w:val="auto"/>
+                <w:sz w:val="20"/>
+                <w:szCs w:val="20"/>
+              </w:rPr>
+              <w:t>5</w:t>
             </w:r>
           </w:p>
         </w:tc>
@@ -2239,15 +2528,13 @@
               <w:spacing w:line="276" w:lineRule="auto"/>
               <w:rPr>
                 <w:color w:val="auto"/>
-                <w:highlight w:val="yellow"/>
-              </w:rPr>
-            </w:pPr>
-            <w:r>
-              <w:rPr>
-                <w:color w:val="auto"/>
-                <w:sz w:val="20"/>
-                <w:szCs w:val="20"/>
-                <w:highlight w:val="yellow"/>
+              </w:rPr>
+            </w:pPr>
+            <w:r>
+              <w:rPr>
+                <w:color w:val="auto"/>
+                <w:sz w:val="20"/>
+                <w:szCs w:val="20"/>
               </w:rPr>
               <w:t xml:space="preserve">Registros de repasse de recursos federais para restabelecimento </w:t>
             </w:r>
@@ -2256,7 +2543,6 @@
                 <w:color w:val="auto"/>
                 <w:sz w:val="20"/>
                 <w:szCs w:val="20"/>
-                <w:highlight w:val="yellow"/>
               </w:rPr>
               <w:t>as condições de segurança das áreas atingidas</w:t>
             </w:r>
@@ -2265,7 +2551,6 @@
                 <w:color w:val="auto"/>
                 <w:sz w:val="20"/>
                 <w:szCs w:val="20"/>
-                <w:highlight w:val="yellow"/>
               </w:rPr>
               <w:t>. 5.674 registros, 1.802 municípios únicos, 28 variáveis.</w:t>
             </w:r>
@@ -2451,20 +2736,190 @@
           <w:color w:val="auto"/>
         </w:rPr>
       </w:pPr>
-      <w:proofErr w:type="gramStart"/>
-      <w:r>
-        <w:rPr>
-          <w:color w:val="auto"/>
-        </w:rPr>
-        <w:t>2.2  Pré</w:t>
-      </w:r>
-      <w:proofErr w:type="gramEnd"/>
-      <w:r>
-        <w:rPr>
-          <w:color w:val="auto"/>
-        </w:rPr>
-        <w:t>-processamento dos Dados</w:t>
-      </w:r>
+      <w:bookmarkStart w:id="5" w:name="_Toc225679094"/>
+      <w:r>
+        <w:rPr>
+          <w:color w:val="auto"/>
+        </w:rPr>
+        <w:t>2.</w:t>
+      </w:r>
+      <w:r>
+        <w:rPr>
+          <w:color w:val="auto"/>
+        </w:rPr>
+        <w:t>2</w:t>
+      </w:r>
+      <w:r>
+        <w:rPr>
+          <w:color w:val="auto"/>
+        </w:rPr>
+        <w:t xml:space="preserve"> Reprodutibilidade e Repositório de Código</w:t>
+      </w:r>
+      <w:bookmarkEnd w:id="5"/>
+    </w:p>
+    <w:p>
+      <w:pPr>
+        <w:spacing w:before="60" w:after="60" w:line="276" w:lineRule="auto"/>
+        <w:jc w:val="both"/>
+        <w:rPr>
+          <w:color w:val="auto"/>
+        </w:rPr>
+      </w:pPr>
+      <w:r>
+        <w:rPr>
+          <w:color w:val="auto"/>
+        </w:rPr>
+        <w:t>O código-fonte completo deste trabalho, incluindo os notebooks de análise e os dados processados, está disponível publicamente no repositório GitHub do projeto:</w:t>
+      </w:r>
+      <w:r>
+        <w:rPr>
+          <w:color w:val="auto"/>
+        </w:rPr>
+        <w:t xml:space="preserve"> </w:t>
+      </w:r>
+      <w:r>
+        <w:rPr>
+          <w:color w:val="auto"/>
+        </w:rPr>
+        <w:t xml:space="preserve"> </w:t>
+      </w:r>
+      <w:hyperlink r:id="rId9" w:history="1">
+        <w:r>
+          <w:rPr>
+            <w:rStyle w:val="Hyperlink"/>
+          </w:rPr>
+          <w:t>https://github.com/fabianan/pnpdec-priorizacao-infraestrutura</w:t>
+        </w:r>
+      </w:hyperlink>
+      <w:r>
+        <w:rPr>
+          <w:color w:val="auto"/>
+        </w:rPr>
+        <w:t xml:space="preserve"> </w:t>
+      </w:r>
+    </w:p>
+    <w:p>
+      <w:pPr>
+        <w:spacing w:before="60" w:after="60" w:line="276" w:lineRule="auto"/>
+        <w:jc w:val="both"/>
+        <w:rPr>
+          <w:color w:val="auto"/>
+        </w:rPr>
+      </w:pPr>
+      <w:r>
+        <w:rPr>
+          <w:color w:val="auto"/>
+        </w:rPr>
+        <w:t xml:space="preserve">O repositório está organizado em quatro diretórios principais. O diretório notebooks/ contém os dois cadernos </w:t>
+      </w:r>
+      <w:proofErr w:type="spellStart"/>
+      <w:r>
+        <w:rPr>
+          <w:color w:val="auto"/>
+        </w:rPr>
+        <w:t>Jupyter</w:t>
+      </w:r>
+      <w:proofErr w:type="spellEnd"/>
+      <w:r>
+        <w:rPr>
+          <w:color w:val="auto"/>
+        </w:rPr>
+        <w:t xml:space="preserve"> que compõem o pipeline analítico: 01_infraestrutura.ipynb, responsável pela ingestão, governança LGPD e geração do score de priorização (IVS + </w:t>
+      </w:r>
+      <w:proofErr w:type="spellStart"/>
+      <w:r>
+        <w:rPr>
+          <w:color w:val="auto"/>
+        </w:rPr>
+        <w:t>CadÚnico</w:t>
+      </w:r>
+      <w:proofErr w:type="spellEnd"/>
+      <w:r>
+        <w:rPr>
+          <w:color w:val="auto"/>
+        </w:rPr>
+        <w:t xml:space="preserve">), e 02_infraestrutura_validacao.ipynb, responsável pela validação empírica via cruzamento com o Relatório Gerencial da SEDEC. O diretório data/ contém os dados processados gerados pelo pipeline e o arquivo de referência COBRADE; os microdados brutos do IVS, </w:t>
+      </w:r>
+      <w:proofErr w:type="spellStart"/>
+      <w:r>
+        <w:rPr>
+          <w:color w:val="auto"/>
+        </w:rPr>
+        <w:t>CadÚnico</w:t>
+      </w:r>
+      <w:proofErr w:type="spellEnd"/>
+      <w:r>
+        <w:rPr>
+          <w:color w:val="auto"/>
+        </w:rPr>
+        <w:t xml:space="preserve"> e Relatório Gerencial não estão </w:t>
+      </w:r>
+      <w:proofErr w:type="spellStart"/>
+      <w:r>
+        <w:rPr>
+          <w:color w:val="auto"/>
+        </w:rPr>
+        <w:t>versionados</w:t>
+      </w:r>
+      <w:proofErr w:type="spellEnd"/>
+      <w:r>
+        <w:rPr>
+          <w:color w:val="auto"/>
+        </w:rPr>
+        <w:t xml:space="preserve"> em razão do tamanho dos arquivos e são obtidos diretamente das fontes indicadas na Tabela 1. O diretório </w:t>
+      </w:r>
+      <w:proofErr w:type="spellStart"/>
+      <w:r>
+        <w:rPr>
+          <w:color w:val="auto"/>
+        </w:rPr>
+        <w:t>graficos</w:t>
+      </w:r>
+      <w:proofErr w:type="spellEnd"/>
+      <w:r>
+        <w:rPr>
+          <w:color w:val="auto"/>
+        </w:rPr>
+        <w:t>/ reúne as visualizações exportadas pelos notebooks. O arquivo data/README.md documenta a origem, licença e instruções de download de cada base de dados utilizada.</w:t>
+      </w:r>
+    </w:p>
+    <w:p>
+      <w:pPr>
+        <w:spacing w:before="60" w:after="60" w:line="276" w:lineRule="auto"/>
+        <w:jc w:val="both"/>
+        <w:rPr>
+          <w:color w:val="auto"/>
+        </w:rPr>
+      </w:pPr>
+    </w:p>
+    <w:p>
+      <w:pPr>
+        <w:pStyle w:val="Ttulo2"/>
+        <w:rPr>
+          <w:color w:val="auto"/>
+        </w:rPr>
+      </w:pPr>
+      <w:bookmarkStart w:id="6" w:name="_Toc225679095"/>
+      <w:r>
+        <w:rPr>
+          <w:color w:val="auto"/>
+        </w:rPr>
+        <w:lastRenderedPageBreak/>
+        <w:t>2.</w:t>
+      </w:r>
+      <w:r>
+        <w:rPr>
+          <w:color w:val="auto"/>
+        </w:rPr>
+        <w:t>3</w:t>
+      </w:r>
+      <w:r>
+        <w:rPr>
+          <w:color w:val="auto"/>
+        </w:rPr>
+        <w:t xml:space="preserve">  Pré-processamento dos Dados</w:t>
+      </w:r>
+      <w:bookmarkEnd w:id="6"/>
     </w:p>
     <w:p>
       <w:pPr>
@@ -2596,7 +3051,6 @@
         <w:rPr>
           <w:color w:val="auto"/>
         </w:rPr>
-        <w:lastRenderedPageBreak/>
         <w:t xml:space="preserve">Normalização do campo COBRADE no relatório gerencial: remoção de pontos, hifens e espaços, padronização para 5 dígitos, </w:t>
       </w:r>
       <w:proofErr w:type="spellStart"/>
@@ -2664,20 +3118,26 @@
           <w:color w:val="auto"/>
         </w:rPr>
       </w:pPr>
-      <w:proofErr w:type="gramStart"/>
-      <w:r>
-        <w:rPr>
-          <w:color w:val="auto"/>
-        </w:rPr>
-        <w:t>2.3  Variáveis</w:t>
-      </w:r>
-      <w:proofErr w:type="gramEnd"/>
-      <w:r>
-        <w:rPr>
-          <w:color w:val="auto"/>
-        </w:rPr>
-        <w:t xml:space="preserve"> Utilizadas na Modelagem</w:t>
-      </w:r>
+      <w:bookmarkStart w:id="7" w:name="_Toc225679096"/>
+      <w:r>
+        <w:rPr>
+          <w:color w:val="auto"/>
+        </w:rPr>
+        <w:t>2.</w:t>
+      </w:r>
+      <w:r>
+        <w:rPr>
+          <w:color w:val="auto"/>
+        </w:rPr>
+        <w:t>4</w:t>
+      </w:r>
+      <w:r>
+        <w:rPr>
+          <w:color w:val="auto"/>
+        </w:rPr>
+        <w:t xml:space="preserve">  Variáveis Utilizadas na Modelagem</w:t>
+      </w:r>
+      <w:bookmarkEnd w:id="7"/>
     </w:p>
     <w:p>
       <w:pPr>
@@ -2772,28 +3232,14 @@
         <w:rPr>
           <w:color w:val="auto"/>
         </w:rPr>
-        <w:t>n_eventos_</w:t>
-      </w:r>
-      <w:proofErr w:type="gramStart"/>
-      <w:r>
-        <w:rPr>
-          <w:color w:val="auto"/>
-        </w:rPr>
-        <w:t>aderentes</w:t>
+        <w:t>n_eventos_aderentes</w:t>
       </w:r>
       <w:proofErr w:type="spellEnd"/>
       <w:r>
         <w:rPr>
           <w:color w:val="auto"/>
         </w:rPr>
-        <w:t xml:space="preserve"> normalizado</w:t>
-      </w:r>
-      <w:proofErr w:type="gramEnd"/>
-      <w:r>
-        <w:rPr>
-          <w:color w:val="auto"/>
-        </w:rPr>
-        <w:t xml:space="preserve"> na escala 0–100).</w:t>
+        <w:t xml:space="preserve"> normalizado na escala 0–100).</w:t>
       </w:r>
     </w:p>
     <w:p>
@@ -3167,29 +3613,7 @@
                 <w:sz w:val="20"/>
                 <w:szCs w:val="20"/>
               </w:rPr>
-              <w:t>renda_</w:t>
-            </w:r>
-            <w:proofErr w:type="gramStart"/>
-            <w:r>
-              <w:rPr>
-                <w:b/>
-                <w:bCs/>
-                <w:color w:val="auto"/>
-                <w:sz w:val="20"/>
-                <w:szCs w:val="20"/>
-              </w:rPr>
-              <w:t>media</w:t>
-            </w:r>
-            <w:proofErr w:type="gramEnd"/>
-            <w:r>
-              <w:rPr>
-                <w:b/>
-                <w:bCs/>
-                <w:color w:val="auto"/>
-                <w:sz w:val="20"/>
-                <w:szCs w:val="20"/>
-              </w:rPr>
-              <w:t>_pc</w:t>
+              <w:t>renda_media_pc</w:t>
             </w:r>
             <w:proofErr w:type="spellEnd"/>
             <w:r>
@@ -3525,20 +3949,26 @@
           <w:color w:val="auto"/>
         </w:rPr>
       </w:pPr>
-      <w:proofErr w:type="gramStart"/>
-      <w:r>
-        <w:rPr>
-          <w:color w:val="auto"/>
-        </w:rPr>
-        <w:t>2.4  Técnicas</w:t>
-      </w:r>
-      <w:proofErr w:type="gramEnd"/>
-      <w:r>
-        <w:rPr>
-          <w:color w:val="auto"/>
-        </w:rPr>
-        <w:t xml:space="preserve"> de Análise de Dados</w:t>
-      </w:r>
+      <w:bookmarkStart w:id="8" w:name="_Toc225679097"/>
+      <w:r>
+        <w:rPr>
+          <w:color w:val="auto"/>
+        </w:rPr>
+        <w:t>2.</w:t>
+      </w:r>
+      <w:r>
+        <w:rPr>
+          <w:color w:val="auto"/>
+        </w:rPr>
+        <w:t>5</w:t>
+      </w:r>
+      <w:r>
+        <w:rPr>
+          <w:color w:val="auto"/>
+        </w:rPr>
+        <w:t xml:space="preserve">  Técnicas de Análise de Dados</w:t>
+      </w:r>
+      <w:bookmarkEnd w:id="8"/>
     </w:p>
     <w:p>
       <w:pPr>
@@ -3669,7 +4099,6 @@
         <w:rPr>
           <w:color w:val="auto"/>
         </w:rPr>
-        <w:lastRenderedPageBreak/>
         <w:t>Segmentação por faixa: classificação em CRÍTICA (score &gt; 75), ALTA (50–75), MÉDIA (25–50) e BAIXA (&lt; 25), aplicada aos dois modelos para análise comparativa.</w:t>
       </w:r>
     </w:p>
@@ -3689,21 +4118,7 @@
         <w:rPr>
           <w:color w:val="auto"/>
         </w:rPr>
-        <w:t>Filtragem temática COBRADE: seleção de 11 códigos aderentes ao tema de infraestrutura urbana preventiva (</w:t>
-      </w:r>
-      <w:proofErr w:type="gramStart"/>
-      <w:r>
-        <w:rPr>
-          <w:color w:val="auto"/>
-        </w:rPr>
-        <w:t>subgrupos hidrológico</w:t>
-      </w:r>
-      <w:proofErr w:type="gramEnd"/>
-      <w:r>
-        <w:rPr>
-          <w:color w:val="auto"/>
-        </w:rPr>
-        <w:t xml:space="preserve"> e movimento de massa), conforme Tabela 3.</w:t>
+        <w:t>Filtragem temática COBRADE: seleção de 11 códigos aderentes ao tema de infraestrutura urbana preventiva (subgrupos hidrológico e movimento de massa), conforme Tabela 3.</w:t>
       </w:r>
     </w:p>
     <w:p>
@@ -3721,20 +4136,26 @@
           <w:color w:val="auto"/>
         </w:rPr>
       </w:pPr>
-      <w:proofErr w:type="gramStart"/>
-      <w:r>
-        <w:rPr>
-          <w:color w:val="auto"/>
-        </w:rPr>
-        <w:t>2.5  Limitações</w:t>
-      </w:r>
-      <w:proofErr w:type="gramEnd"/>
-      <w:r>
-        <w:rPr>
-          <w:color w:val="auto"/>
-        </w:rPr>
-        <w:t xml:space="preserve"> dos Dados</w:t>
-      </w:r>
+      <w:bookmarkStart w:id="9" w:name="_Toc225679098"/>
+      <w:r>
+        <w:rPr>
+          <w:color w:val="auto"/>
+        </w:rPr>
+        <w:t>2.</w:t>
+      </w:r>
+      <w:r>
+        <w:rPr>
+          <w:color w:val="auto"/>
+        </w:rPr>
+        <w:t>6</w:t>
+      </w:r>
+      <w:r>
+        <w:rPr>
+          <w:color w:val="auto"/>
+        </w:rPr>
+        <w:t xml:space="preserve">  Limitações dos Dados</w:t>
+      </w:r>
+      <w:bookmarkEnd w:id="9"/>
     </w:p>
     <w:p>
       <w:pPr>
@@ -3860,32 +4281,15 @@
           <w:color w:val="auto"/>
         </w:rPr>
       </w:pPr>
-      <w:proofErr w:type="gramStart"/>
+      <w:bookmarkStart w:id="10" w:name="_Toc225679099"/>
       <w:r>
         <w:rPr>
           <w:color w:val="auto"/>
         </w:rPr>
         <w:lastRenderedPageBreak/>
-        <w:t>3  Análise</w:t>
-      </w:r>
-      <w:proofErr w:type="gramEnd"/>
-      <w:r>
-        <w:rPr>
-          <w:color w:val="auto"/>
-        </w:rPr>
-        <w:t xml:space="preserve"> dos Resultados</w:t>
-      </w:r>
-    </w:p>
-    <w:p>
-      <w:pPr>
-        <w:pBdr>
-          <w:bottom w:val="single" w:sz="8" w:space="1" w:color="1F4E79"/>
-        </w:pBdr>
-        <w:spacing w:before="60" w:after="60" w:line="276" w:lineRule="auto"/>
-        <w:rPr>
-          <w:color w:val="auto"/>
-        </w:rPr>
-      </w:pPr>
+        <w:t>3  Análise dos Resultados</w:t>
+      </w:r>
+      <w:bookmarkEnd w:id="10"/>
     </w:p>
     <w:p>
       <w:pPr>
@@ -3894,19 +4298,12 @@
           <w:color w:val="auto"/>
         </w:rPr>
       </w:pPr>
-      <w:proofErr w:type="gramStart"/>
-      <w:r>
-        <w:rPr>
-          <w:color w:val="auto"/>
-        </w:rPr>
-        <w:t>3.1  Pipeline</w:t>
-      </w:r>
-      <w:proofErr w:type="gramEnd"/>
-      <w:r>
-        <w:rPr>
-          <w:color w:val="auto"/>
-        </w:rPr>
-        <w:t xml:space="preserve"> de Priorização — IVS + </w:t>
+      <w:bookmarkStart w:id="11" w:name="_Toc225679100"/>
+      <w:r>
+        <w:rPr>
+          <w:color w:val="auto"/>
+        </w:rPr>
+        <w:t xml:space="preserve">3.1  Pipeline de Priorização — IVS + </w:t>
       </w:r>
       <w:proofErr w:type="spellStart"/>
       <w:r>
@@ -3915,6 +4312,7 @@
         </w:rPr>
         <w:t>CadÚnico</w:t>
       </w:r>
+      <w:bookmarkEnd w:id="11"/>
       <w:proofErr w:type="spellEnd"/>
     </w:p>
     <w:p>
@@ -4787,7 +5185,7 @@
                     </pic:cNvPicPr>
                   </pic:nvPicPr>
                   <pic:blipFill>
-                    <a:blip r:embed="rId6"/>
+                    <a:blip r:embed="rId10"/>
                     <a:srcRect/>
                     <a:stretch>
                       <a:fillRect/>
@@ -4841,14 +5239,14 @@
         <w:rPr>
           <w:color w:val="auto"/>
         </w:rPr>
-        <w:t xml:space="preserve">Os 30 municípios na faixa ALTA concentram-se nas regiões Norte e Nordeste: 22 no Maranhão (73%), 6 no Pará (20%), 1 no Amapá e 1 no Amazonas. Todos apresentam </w:t>
+        <w:t xml:space="preserve">Os 30 municípios na faixa ALTA concentram-se nas regiões Norte e Nordeste: 22 no Maranhão (73%), 6 no Pará (20%), 1 no Amapá e 1 no Amazonas. Todos apresentam IVS de infraestrutura urbana superior a 0,870 (máximo possível: 1,000) e renda per </w:t>
       </w:r>
       <w:r>
         <w:rPr>
           <w:color w:val="auto"/>
         </w:rPr>
         <w:lastRenderedPageBreak/>
-        <w:t>IVS de infraestrutura urbana superior a 0,870 (máximo possível: 1,000) e renda per capita média de R$ 129,30 — 58% abaixo da média geral de R$ 310,78. A concentração geográfica é coerente com o conhecimento especializado sobre vulnerabilidade territorial no Brasil e valida internamente o modelo.</w:t>
+        <w:t>capita média de R$ 129,30 — 58% abaixo da média geral de R$ 310,78. A concentração geográfica é coerente com o conhecimento especializado sobre vulnerabilidade territorial no Brasil e valida internamente o modelo.</w:t>
       </w:r>
     </w:p>
     <w:p>
@@ -4878,7 +5276,7 @@
                     </pic:cNvPicPr>
                   </pic:nvPicPr>
                   <pic:blipFill>
-                    <a:blip r:embed="rId7"/>
+                    <a:blip r:embed="rId11"/>
                     <a:srcRect/>
                     <a:stretch>
                       <a:fillRect/>
@@ -4960,7 +5358,7 @@
                     </pic:cNvPicPr>
                   </pic:nvPicPr>
                   <pic:blipFill>
-                    <a:blip r:embed="rId8"/>
+                    <a:blip r:embed="rId12"/>
                     <a:srcRect/>
                     <a:stretch>
                       <a:fillRect/>
@@ -5010,7 +5408,6 @@
           <w:color w:val="auto"/>
         </w:rPr>
       </w:pPr>
-      <w:proofErr w:type="gramStart"/>
       <w:r>
         <w:rPr>
           <w:b/>
@@ -5019,18 +5416,7 @@
           <w:sz w:val="28"/>
           <w:szCs w:val="28"/>
         </w:rPr>
-        <w:t>3.2  Validação</w:t>
-      </w:r>
-      <w:proofErr w:type="gramEnd"/>
-      <w:r>
-        <w:rPr>
-          <w:b/>
-          <w:bCs/>
-          <w:color w:val="auto"/>
-          <w:sz w:val="28"/>
-          <w:szCs w:val="28"/>
-        </w:rPr>
-        <w:t xml:space="preserve"> Empírica: Cruzamento com o Relatório Gerencial</w:t>
+        <w:t>3.2  Validação Empírica: Cruzamento com o Relatório Gerencial</w:t>
       </w:r>
     </w:p>
     <w:p>
@@ -5059,14 +5445,7 @@
         <w:rPr>
           <w:color w:val="auto"/>
         </w:rPr>
-        <w:t xml:space="preserve"> aderentes ao tema — movimentos de massa (COBRADE 113xx) e </w:t>
-      </w:r>
-      <w:r>
-        <w:rPr>
-          <w:color w:val="auto"/>
-        </w:rPr>
-        <w:lastRenderedPageBreak/>
-        <w:t>eventos hidrológicos: inundações (12100), enxurradas (12200) e alagamentos (12300) —, foram identificados 853 registros em 395 municípios, distribuídos conforme a Tabela 4.</w:t>
+        <w:t xml:space="preserve"> aderentes ao tema — movimentos de massa (COBRADE 113xx) e eventos hidrológicos: inundações (12100), enxurradas (12200) e alagamentos (12300) —, foram identificados 853 registros em 395 municípios, distribuídos conforme a Tabela 4.</w:t>
       </w:r>
     </w:p>
     <w:p>
@@ -5875,21 +6254,7 @@
         <w:rPr>
           <w:color w:val="auto"/>
         </w:rPr>
-        <w:t xml:space="preserve"> O p-valor confirma que a associação é </w:t>
-      </w:r>
-      <w:proofErr w:type="gramStart"/>
-      <w:r>
-        <w:rPr>
-          <w:color w:val="auto"/>
-        </w:rPr>
-        <w:t>estatisticamente real e não resultado</w:t>
-      </w:r>
-      <w:proofErr w:type="gramEnd"/>
-      <w:r>
-        <w:rPr>
-          <w:color w:val="auto"/>
-        </w:rPr>
-        <w:t xml:space="preserve"> do acaso — com 5.529 observações, o teste tem alta potência. A direção positiva é consistente com o esperado: municípios com maior score tendem a ter mais eventos registrados. A magnitude baixa (ρ = 0,078, que implica r² &lt; 1%) reflete não uma falha do modelo, mas o fenômeno da subnotificação estrutural: municípios muito vulneráveis frequentemente carecem de capacidade institucional para registrar desastres e protocolar pedidos de recursos federais, tornando-se invisíveis no sistema mesmo quando afetados.</w:t>
+        <w:t xml:space="preserve"> O p-valor confirma que a associação é estatisticamente real e não resultado do acaso — com 5.529 observações, o teste tem alta potência. A direção positiva é consistente com o esperado: municípios com maior score tendem a ter mais eventos registrados. A magnitude baixa (ρ = 0,078, que implica r² &lt; 1%) reflete não uma falha do modelo, mas o fenômeno da subnotificação estrutural: municípios muito vulneráveis frequentemente carecem de capacidade institucional para registrar desastres e protocolar pedidos de recursos federais, tornando-se invisíveis no sistema mesmo quando afetados.</w:t>
       </w:r>
     </w:p>
     <w:p>
@@ -5911,15 +6276,15 @@
           <w:i/>
           <w:iCs/>
           <w:noProof/>
-          <w:color w:val="auto"/>
+          <w:color w:val="555555"/>
           <w:sz w:val="18"/>
           <w:szCs w:val="18"/>
         </w:rPr>
         <w:drawing>
-          <wp:inline distT="0" distB="0" distL="0" distR="0" wp14:anchorId="148DAE4B" wp14:editId="5FE92DCC">
+          <wp:inline distT="0" distB="0" distL="0" distR="0" wp14:anchorId="10EBCC26" wp14:editId="4B245C88">
             <wp:extent cx="5502910" cy="2265680"/>
             <wp:effectExtent l="0" t="0" r="2540" b="1270"/>
-            <wp:docPr id="298857911" name="Imagem 4"/>
+            <wp:docPr id="741607082" name="Imagem 1"/>
             <wp:cNvGraphicFramePr>
               <a:graphicFrameLocks xmlns:a="http://schemas.openxmlformats.org/drawingml/2006/main" noChangeAspect="1"/>
             </wp:cNvGraphicFramePr>
@@ -5927,11 +6292,11 @@
               <a:graphicData uri="http://schemas.openxmlformats.org/drawingml/2006/picture">
                 <pic:pic xmlns:pic="http://schemas.openxmlformats.org/drawingml/2006/picture">
                   <pic:nvPicPr>
-                    <pic:cNvPr id="298857911" name="Imagem 298857911"/>
+                    <pic:cNvPr id="741607082" name="Imagem 741607082"/>
                     <pic:cNvPicPr/>
                   </pic:nvPicPr>
                   <pic:blipFill>
-                    <a:blip r:embed="rId9" cstate="print">
+                    <a:blip r:embed="rId13" cstate="print">
                       <a:extLst>
                         <a:ext uri="{28A0092B-C50C-407E-A947-70E740481C1C}">
                           <a14:useLocalDpi xmlns:a14="http://schemas.microsoft.com/office/drawing/2010/main" val="0"/>
@@ -6010,22 +6375,7 @@
         <w:rPr>
           <w:color w:val="auto"/>
         </w:rPr>
-        <w:lastRenderedPageBreak/>
-        <w:t xml:space="preserve">A média de eventos por faixa confirma a direção correta do modelo: faixa ALTA apresenta média de 0,80 eventos, faixa MÉDIA 0,49 e faixa BAIXA 0,10. A </w:t>
-      </w:r>
-      <w:proofErr w:type="gramStart"/>
-      <w:r>
-        <w:rPr>
-          <w:color w:val="auto"/>
-        </w:rPr>
-        <w:t>mediana zero</w:t>
-      </w:r>
-      <w:proofErr w:type="gramEnd"/>
-      <w:r>
-        <w:rPr>
-          <w:color w:val="auto"/>
-        </w:rPr>
-        <w:t xml:space="preserve"> em todas as faixas evidencia a concentração de eventos em poucos municípios — estrutura típica de dados de desastres.</w:t>
+        <w:t>A média de eventos por faixa confirma a direção correta do modelo: faixa ALTA apresenta média de 0,80 eventos, faixa MÉDIA 0,49 e faixa BAIXA 0,10. A mediana zero em todas as faixas evidencia a concentração de eventos em poucos municípios — estrutura típica de dados de desastres.</w:t>
       </w:r>
     </w:p>
     <w:p>
@@ -6040,6 +6390,7 @@
         <w:rPr>
           <w:color w:val="auto"/>
         </w:rPr>
+        <w:lastRenderedPageBreak/>
         <w:t>Entre os 395 municípios com eventos aderentes, a análise descritiva dos valores liberados revela forte concentração: valor médio de R$ 50,5 milhões por município versus mediana de R$ 8,1 milhões, com máximo de R$ 1,68 bilhão. O percentil 75 de R$ 33,9 milhões e mínimo de R$ 1.700 indicam grande heterogeneidade na severidade dos eventos registrados.</w:t>
       </w:r>
     </w:p>
@@ -6050,20 +6401,14 @@
           <w:color w:val="auto"/>
         </w:rPr>
       </w:pPr>
-      <w:proofErr w:type="gramStart"/>
-      <w:r>
-        <w:rPr>
-          <w:color w:val="auto"/>
-        </w:rPr>
-        <w:t>3.3  Municípios</w:t>
-      </w:r>
-      <w:proofErr w:type="gramEnd"/>
-      <w:r>
-        <w:rPr>
-          <w:color w:val="auto"/>
-        </w:rPr>
-        <w:t xml:space="preserve"> Invisíveis para a Resposta Federal</w:t>
-      </w:r>
+      <w:bookmarkStart w:id="12" w:name="_Toc225679101"/>
+      <w:r>
+        <w:rPr>
+          <w:color w:val="auto"/>
+        </w:rPr>
+        <w:t>3.3  Municípios Invisíveis para a Resposta Federal</w:t>
+      </w:r>
+      <w:bookmarkEnd w:id="12"/>
     </w:p>
     <w:p>
       <w:pPr>
@@ -6752,15 +7097,15 @@
           <w:i/>
           <w:iCs/>
           <w:noProof/>
-          <w:color w:val="auto"/>
+          <w:color w:val="555555"/>
           <w:sz w:val="18"/>
           <w:szCs w:val="18"/>
         </w:rPr>
         <w:drawing>
-          <wp:inline distT="0" distB="0" distL="0" distR="0" wp14:anchorId="0E90983B" wp14:editId="131B39E4">
+          <wp:inline distT="0" distB="0" distL="0" distR="0" wp14:anchorId="16B97697" wp14:editId="2A6B0841">
             <wp:extent cx="5502910" cy="3413125"/>
             <wp:effectExtent l="0" t="0" r="2540" b="0"/>
-            <wp:docPr id="1705265009" name="Imagem 5"/>
+            <wp:docPr id="2105050546" name="Imagem 2"/>
             <wp:cNvGraphicFramePr>
               <a:graphicFrameLocks xmlns:a="http://schemas.openxmlformats.org/drawingml/2006/main" noChangeAspect="1"/>
             </wp:cNvGraphicFramePr>
@@ -6768,11 +7113,11 @@
               <a:graphicData uri="http://schemas.openxmlformats.org/drawingml/2006/picture">
                 <pic:pic xmlns:pic="http://schemas.openxmlformats.org/drawingml/2006/picture">
                   <pic:nvPicPr>
-                    <pic:cNvPr id="1705265009" name="Imagem 1705265009"/>
+                    <pic:cNvPr id="2105050546" name="Imagem 2105050546"/>
                     <pic:cNvPicPr/>
                   </pic:nvPicPr>
                   <pic:blipFill>
-                    <a:blip r:embed="rId10">
+                    <a:blip r:embed="rId14">
                       <a:extLst>
                         <a:ext uri="{28A0092B-C50C-407E-A947-70E740481C1C}">
                           <a14:useLocalDpi xmlns:a14="http://schemas.microsoft.com/office/drawing/2010/main" val="0"/>
@@ -6893,7 +7238,6 @@
         <w:rPr>
           <w:color w:val="auto"/>
         </w:rPr>
-        <w:lastRenderedPageBreak/>
         <w:t>A invisibilidade pode decorrer de duas causas não excludentes, que o trabalho apresenta como hipóteses a serem investigadas em pesquisa futura:</w:t>
       </w:r>
     </w:p>
@@ -6932,6 +7276,7 @@
         <w:rPr>
           <w:color w:val="auto"/>
         </w:rPr>
+        <w:lastRenderedPageBreak/>
         <w:t>Incapacidade institucional de acionar o sistema: o município foi afetado, mas não possui Coordenadoria de Defesa Civil ativa, não registrou o evento no S2iD ou não protocolou o pedido de recursos. Municípios com IVS máximo e renda mínima são exatamente aqueles com menor capacidade burocrática — o instrumento de medição (relatório de respostas) é estruturalmente cego para quem mais precisa.</w:t>
       </w:r>
     </w:p>
@@ -6957,20 +7302,14 @@
           <w:color w:val="auto"/>
         </w:rPr>
       </w:pPr>
-      <w:proofErr w:type="gramStart"/>
-      <w:r>
-        <w:rPr>
-          <w:color w:val="auto"/>
-        </w:rPr>
-        <w:t>3.4  Score</w:t>
-      </w:r>
-      <w:proofErr w:type="gramEnd"/>
-      <w:r>
-        <w:rPr>
-          <w:color w:val="auto"/>
-        </w:rPr>
-        <w:t xml:space="preserve"> Ampliado com Exposição Histórica</w:t>
-      </w:r>
+      <w:bookmarkStart w:id="13" w:name="_Toc225679102"/>
+      <w:r>
+        <w:rPr>
+          <w:color w:val="auto"/>
+        </w:rPr>
+        <w:t>3.4  Score Ampliado com Exposição Histórica</w:t>
+      </w:r>
+      <w:bookmarkEnd w:id="13"/>
     </w:p>
     <w:p>
       <w:pPr>
@@ -7808,16 +8147,16 @@
           <w:i/>
           <w:iCs/>
           <w:noProof/>
-          <w:color w:val="auto"/>
+          <w:color w:val="555555"/>
           <w:sz w:val="18"/>
           <w:szCs w:val="18"/>
         </w:rPr>
         <w:lastRenderedPageBreak/>
         <w:drawing>
-          <wp:inline distT="0" distB="0" distL="0" distR="0" wp14:anchorId="6949A44B" wp14:editId="7E56B84C">
-            <wp:extent cx="5502910" cy="4387850"/>
-            <wp:effectExtent l="0" t="0" r="2540" b="0"/>
-            <wp:docPr id="769799179" name="Imagem 6"/>
+          <wp:inline distT="0" distB="0" distL="0" distR="0" wp14:anchorId="517D5F48" wp14:editId="387DBF65">
+            <wp:extent cx="5502910" cy="4493260"/>
+            <wp:effectExtent l="0" t="0" r="2540" b="2540"/>
+            <wp:docPr id="1601110256" name="Imagem 3"/>
             <wp:cNvGraphicFramePr>
               <a:graphicFrameLocks xmlns:a="http://schemas.openxmlformats.org/drawingml/2006/main" noChangeAspect="1"/>
             </wp:cNvGraphicFramePr>
@@ -7825,11 +8164,11 @@
               <a:graphicData uri="http://schemas.openxmlformats.org/drawingml/2006/picture">
                 <pic:pic xmlns:pic="http://schemas.openxmlformats.org/drawingml/2006/picture">
                   <pic:nvPicPr>
-                    <pic:cNvPr id="769799179" name="Imagem 769799179"/>
+                    <pic:cNvPr id="1601110256" name="Imagem 1601110256"/>
                     <pic:cNvPicPr/>
                   </pic:nvPicPr>
                   <pic:blipFill>
-                    <a:blip r:embed="rId11" cstate="print">
+                    <a:blip r:embed="rId15" cstate="print">
                       <a:extLst>
                         <a:ext uri="{28A0092B-C50C-407E-A947-70E740481C1C}">
                           <a14:useLocalDpi xmlns:a14="http://schemas.microsoft.com/office/drawing/2010/main" val="0"/>
@@ -7843,7 +8182,7 @@
                   <pic:spPr>
                     <a:xfrm>
                       <a:off x="0" y="0"/>
-                      <a:ext cx="5502910" cy="4387850"/>
+                      <a:ext cx="5502910" cy="4493260"/>
                     </a:xfrm>
                     <a:prstGeom prst="rect">
                       <a:avLst/>
@@ -7947,32 +8286,15 @@
           <w:color w:val="auto"/>
         </w:rPr>
       </w:pPr>
-      <w:proofErr w:type="gramStart"/>
+      <w:bookmarkStart w:id="14" w:name="_Toc225679103"/>
       <w:r>
         <w:rPr>
           <w:color w:val="auto"/>
         </w:rPr>
         <w:lastRenderedPageBreak/>
-        <w:t>4  Considerações</w:t>
-      </w:r>
-      <w:proofErr w:type="gramEnd"/>
-      <w:r>
-        <w:rPr>
-          <w:color w:val="auto"/>
-        </w:rPr>
-        <w:t xml:space="preserve"> Finais</w:t>
-      </w:r>
-    </w:p>
-    <w:p>
-      <w:pPr>
-        <w:pBdr>
-          <w:bottom w:val="single" w:sz="8" w:space="1" w:color="1F4E79"/>
-        </w:pBdr>
-        <w:spacing w:before="60" w:after="60" w:line="276" w:lineRule="auto"/>
-        <w:rPr>
-          <w:color w:val="auto"/>
-        </w:rPr>
-      </w:pPr>
+        <w:t>4  Considerações Finais</w:t>
+      </w:r>
+      <w:bookmarkEnd w:id="14"/>
     </w:p>
     <w:p>
       <w:pPr>
@@ -7986,7 +8308,19 @@
         <w:rPr>
           <w:color w:val="auto"/>
         </w:rPr>
-        <w:t>Este trabalho entregou uma ferramenta concreta de apoio à decisão para priorização de investimentos em infraestrutura urbana preventiva no Brasil, integrando três fontes de dados federais oficiais em um pipeline analítico reproduzível e com conformidade LGPD demonstrada.</w:t>
+        <w:t xml:space="preserve">Este trabalho </w:t>
+      </w:r>
+      <w:r>
+        <w:rPr>
+          <w:color w:val="auto"/>
+        </w:rPr>
+        <w:t>apresentou</w:t>
+      </w:r>
+      <w:r>
+        <w:rPr>
+          <w:color w:val="auto"/>
+        </w:rPr>
+        <w:t xml:space="preserve"> uma ferramenta concreta de apoio à decisão para priorização de investimentos em infraestrutura urbana preventiva no Brasil, integrando três fontes de dados federais oficiais em um pipeline analítico reproduzível e com conformidade LGPD demonstrada.</w:t>
       </w:r>
     </w:p>
     <w:p>
@@ -8109,7 +8443,7 @@
           <w:color w:val="auto"/>
         </w:rPr>
       </w:pPr>
-      <w:proofErr w:type="gramStart"/>
+      <w:bookmarkStart w:id="15" w:name="_Toc225679104"/>
       <w:r>
         <w:rPr>
           <w:color w:val="auto"/>
@@ -8117,18 +8451,7 @@
         <w:lastRenderedPageBreak/>
         <w:t>5  Referências</w:t>
       </w:r>
-      <w:proofErr w:type="gramEnd"/>
-    </w:p>
-    <w:p>
-      <w:pPr>
-        <w:pBdr>
-          <w:bottom w:val="single" w:sz="8" w:space="1" w:color="1F4E79"/>
-        </w:pBdr>
-        <w:spacing w:before="60" w:after="60" w:line="276" w:lineRule="auto"/>
-        <w:rPr>
-          <w:color w:val="auto"/>
-        </w:rPr>
-      </w:pPr>
+      <w:bookmarkEnd w:id="15"/>
     </w:p>
     <w:p>
       <w:pPr>
@@ -8175,21 +8498,7 @@
         <w:rPr>
           <w:color w:val="auto"/>
         </w:rPr>
-        <w:t xml:space="preserve">BRASIL. Ministério da Integração e do Desenvolvimento Regional. Relatório Gerencial de Resposta a Desastres — </w:t>
-      </w:r>
-      <w:proofErr w:type="spellStart"/>
-      <w:r>
-        <w:rPr>
-          <w:color w:val="auto"/>
-        </w:rPr>
-        <w:t>RecursosLiberadosGerencialRespo</w:t>
-      </w:r>
-      <w:proofErr w:type="spellEnd"/>
-      <w:r>
-        <w:rPr>
-          <w:color w:val="auto"/>
-        </w:rPr>
-        <w:t>. Sistema Integrado de Informações sobre Desastres (S2iD), 2024.</w:t>
+        <w:t>BRASIL. Ministério da Integração e do Desenvolvimento Regional. Relatório Gerencial de Resposta a Desastres. Sistema Integrado de Informações sobre Desastres (S2iD), 2024.</w:t>
       </w:r>
     </w:p>
     <w:p>
@@ -8205,7 +8514,7 @@
         <w:rPr>
           <w:color w:val="auto"/>
         </w:rPr>
-        <w:t>IBGE. Censo Demográfico 2010. Rio de Janeiro: Instituto Brasileiro de Geografia e Estatística, 2010.</w:t>
+        <w:t>ENAP. MBA em Ciência de Dados e Inteligência Artificial Aplicadas (2025) — Disciplina Integradora Aplicada: Estratégia de Análise de Dados em Políticas Públicas. Material didático do Laboratório de Casos — Políticas Públicas de Infraestrutura. Brasília: Escola Nacional de Administração Pública, 2025.</w:t>
       </w:r>
     </w:p>
     <w:p>
@@ -8221,7 +8530,7 @@
         <w:rPr>
           <w:color w:val="auto"/>
         </w:rPr>
-        <w:t>IPEA. Atlas de Vulnerabilidade Social (IVS) — Dados Brutos v2. Brasília: Instituto de Pesquisa Econômica Aplicada, 2015. Disponível em: https://ivs.ipea.gov.br.</w:t>
+        <w:t>IBGE. Censo Demográfico 2010. Rio de Janeiro: Instituto Brasileiro de Geografia e Estatística, 2010.</w:t>
       </w:r>
     </w:p>
     <w:p>
@@ -8237,7 +8546,7 @@
         <w:rPr>
           <w:color w:val="auto"/>
         </w:rPr>
-        <w:t>MDS/SAGICAD. Base Amostral do Cadastro Único — dezembro de 2018. Brasília: Ministério do Desenvolvimento Social, 2018. Disponível em: https://aplicacoes.mds.gov.br/sagi/portal/.</w:t>
+        <w:t>IPEA. Atlas de Vulnerabilidade Social (IVS) — Dados Brutos v2. Brasília: Instituto de Pesquisa Econômica Aplicada, 2015. Disponível em: https://ivs.ipea.gov.br.</w:t>
       </w:r>
     </w:p>
     <w:p>
@@ -8253,7 +8562,7 @@
         <w:rPr>
           <w:color w:val="auto"/>
         </w:rPr>
-        <w:t>MIDR/SEDEC. Codificação Brasileira de Desastres — COBRADE. Brasília: Secretaria Nacional de Proteção e Defesa Civil, 2021.</w:t>
+        <w:t>MDS/SAGICAD. Base Amostral do Cadastro Único — dezembro de 2018. Brasília: Ministério do Desenvolvimento Social, 2018. Disponível em: https://aplicacoes.mds.gov.br/sagi/portal/.</w:t>
       </w:r>
     </w:p>
     <w:p>
@@ -8269,17 +8578,171 @@
         <w:rPr>
           <w:color w:val="auto"/>
         </w:rPr>
-        <w:t>ENAP. MBA em Ciência de Dados e Inteligência Artificial Aplicadas (2025) — Disciplina Integradora Aplicada: Estratégia de Análise de Dados em Políticas Públicas. Material didático do Laboratório de Casos — Políticas Públicas de Infraestrutura. Brasília: Escola Nacional de Administração Pública, 2025.</w:t>
+        <w:t>MIDR/SEDEC. Codificação Brasileira de Desastres — COBRADE. Brasília: Secretaria Nacional de Proteção e Defesa Civil, 2021.</w:t>
+      </w:r>
+    </w:p>
+    <w:p>
+      <w:pPr>
+        <w:spacing w:before="80" w:after="80" w:line="276" w:lineRule="auto"/>
+        <w:ind w:left="720" w:hanging="720"/>
+        <w:jc w:val="both"/>
+        <w:rPr>
+          <w:color w:val="auto"/>
+        </w:rPr>
+      </w:pPr>
+      <w:r>
+        <w:rPr>
+          <w:color w:val="auto"/>
+        </w:rPr>
+        <w:t xml:space="preserve">NASCIMENTO, F. F.; DUARTE JÚNIOR, F. C. M. </w:t>
+      </w:r>
+      <w:proofErr w:type="spellStart"/>
+      <w:r>
+        <w:rPr>
+          <w:b/>
+          <w:bCs/>
+          <w:color w:val="auto"/>
+        </w:rPr>
+        <w:t>pnpdec</w:t>
+      </w:r>
+      <w:proofErr w:type="spellEnd"/>
+      <w:r>
+        <w:rPr>
+          <w:b/>
+          <w:bCs/>
+          <w:color w:val="auto"/>
+        </w:rPr>
+        <w:t>-</w:t>
+      </w:r>
+      <w:proofErr w:type="spellStart"/>
+      <w:r>
+        <w:rPr>
+          <w:b/>
+          <w:bCs/>
+          <w:color w:val="auto"/>
+        </w:rPr>
+        <w:t>priorizacao</w:t>
+      </w:r>
+      <w:proofErr w:type="spellEnd"/>
+      <w:r>
+        <w:rPr>
+          <w:b/>
+          <w:bCs/>
+          <w:color w:val="auto"/>
+        </w:rPr>
+        <w:t>-infraestrutura</w:t>
+      </w:r>
+      <w:r>
+        <w:rPr>
+          <w:color w:val="auto"/>
+        </w:rPr>
+        <w:t xml:space="preserve">: pipeline de priorização de infraestrutura urbana preventiva com dados do IVS, </w:t>
+      </w:r>
+      <w:proofErr w:type="spellStart"/>
+      <w:r>
+        <w:rPr>
+          <w:color w:val="auto"/>
+        </w:rPr>
+        <w:t>CadÚnico</w:t>
+      </w:r>
+      <w:proofErr w:type="spellEnd"/>
+      <w:r>
+        <w:rPr>
+          <w:color w:val="auto"/>
+        </w:rPr>
+        <w:t xml:space="preserve"> e SEDEC. Brasília, 2026. Disponível em: https://github.com/seu-usuario/pnpdec-priorizacao-infraestrutura. Acesso em: mar. 2026.</w:t>
       </w:r>
     </w:p>
     <w:sectPr>
+      <w:footerReference w:type="default" r:id="rId16"/>
       <w:pgSz w:w="11906" w:h="16838"/>
       <w:pgMar w:top="1440" w:right="1440" w:bottom="1440" w:left="1800" w:header="708" w:footer="708" w:gutter="0"/>
       <w:cols w:space="720"/>
+      <w:titlePg/>
       <w:docGrid w:linePitch="360"/>
     </w:sectPr>
   </w:body>
 </w:document>
+</file>
+
+<file path=word/endnotes.xml><?xml version="1.0" encoding="utf-8"?>
+<w:endnotes xmlns:wpc="http://schemas.microsoft.com/office/word/2010/wordprocessingCanvas" xmlns:cx="http://schemas.microsoft.com/office/drawing/2014/chartex" xmlns:cx1="http://schemas.microsoft.com/office/drawing/2015/9/8/chartex" xmlns:cx2="http://schemas.microsoft.com/office/drawing/2015/10/21/chartex" xmlns:cx3="http://schemas.microsoft.com/office/drawing/2016/5/9/chartex" xmlns:cx4="http://schemas.microsoft.com/office/drawing/2016/5/10/chartex" xmlns:cx5="http://schemas.microsoft.com/office/drawing/2016/5/11/chartex" xmlns:cx6="http://schemas.microsoft.com/office/drawing/2016/5/12/chartex" xmlns:cx7="http://schemas.microsoft.com/office/drawing/2016/5/13/chartex" xmlns:cx8="http://schemas.microsoft.com/office/drawing/2016/5/14/chartex" xmlns:mc="http://schemas.openxmlformats.org/markup-compatibility/2006" xmlns:aink="http://schemas.microsoft.com/office/drawing/2016/ink" xmlns:am3d="http://schemas.microsoft.com/office/drawing/2017/model3d" xmlns:o="urn:schemas-microsoft-com:office:office" xmlns:oel="http://schemas.microsoft.com/office/2019/extlst" xmlns:r="http://schemas.openxmlformats.org/officeDocument/2006/relationships" xmlns:m="http://schemas.openxmlformats.org/officeDocument/2006/math" xmlns:v="urn:schemas-microsoft-com:vml" xmlns:wp14="http://schemas.microsoft.com/office/word/2010/wordprocessingDrawing" xmlns:wp="http://schemas.openxmlformats.org/drawingml/2006/wordprocessingDrawing" xmlns:w10="urn:schemas-microsoft-com:office:word" xmlns:w="http://schemas.openxmlformats.org/wordprocessingml/2006/main" xmlns:w14="http://schemas.microsoft.com/office/word/2010/wordml" xmlns:w15="http://schemas.microsoft.com/office/word/2012/wordml" xmlns:w16cex="http://schemas.microsoft.com/office/word/2018/wordml/cex" xmlns:w16cid="http://schemas.microsoft.com/office/word/2016/wordml/cid" xmlns:w16="http://schemas.microsoft.com/office/word/2018/wordml" xmlns:w16du="http://schemas.microsoft.com/office/word/2023/wordml/word16du" xmlns:w16sdtdh="http://schemas.microsoft.com/office/word/2020/wordml/sdtdatahash" xmlns:w16sdtfl="http://schemas.microsoft.com/office/word/2024/wordml/sdtformatlock" xmlns:w16se="http://schemas.microsoft.com/office/word/2015/wordml/symex" xmlns:wpg="http://schemas.microsoft.com/office/word/2010/wordprocessingGroup" xmlns:wpi="http://schemas.microsoft.com/office/word/2010/wordprocessingInk" xmlns:wne="http://schemas.microsoft.com/office/word/2006/wordml" xmlns:wps="http://schemas.microsoft.com/office/word/2010/wordprocessingShape" mc:Ignorable="w14 w15 w16se w16cid w16 w16cex w16sdtdh w16sdtfl w16du wp14">
+  <w:endnote w:type="separator" w:id="-1">
+    <w:p>
+      <w:r>
+        <w:separator/>
+      </w:r>
+    </w:p>
+  </w:endnote>
+  <w:endnote w:type="continuationSeparator" w:id="0">
+    <w:p>
+      <w:r>
+        <w:continuationSeparator/>
+      </w:r>
+    </w:p>
+  </w:endnote>
+</w:endnotes>
+</file>
+
+<file path=word/footer1.xml><?xml version="1.0" encoding="utf-8"?>
+<w:ftr xmlns:wpc="http://schemas.microsoft.com/office/word/2010/wordprocessingCanvas" xmlns:cx="http://schemas.microsoft.com/office/drawing/2014/chartex" xmlns:cx1="http://schemas.microsoft.com/office/drawing/2015/9/8/chartex" xmlns:cx2="http://schemas.microsoft.com/office/drawing/2015/10/21/chartex" xmlns:cx3="http://schemas.microsoft.com/office/drawing/2016/5/9/chartex" xmlns:cx4="http://schemas.microsoft.com/office/drawing/2016/5/10/chartex" xmlns:cx5="http://schemas.microsoft.com/office/drawing/2016/5/11/chartex" xmlns:cx6="http://schemas.microsoft.com/office/drawing/2016/5/12/chartex" xmlns:cx7="http://schemas.microsoft.com/office/drawing/2016/5/13/chartex" xmlns:cx8="http://schemas.microsoft.com/office/drawing/2016/5/14/chartex" xmlns:mc="http://schemas.openxmlformats.org/markup-compatibility/2006" xmlns:aink="http://schemas.microsoft.com/office/drawing/2016/ink" xmlns:am3d="http://schemas.microsoft.com/office/drawing/2017/model3d" xmlns:o="urn:schemas-microsoft-com:office:office" xmlns:oel="http://schemas.microsoft.com/office/2019/extlst" xmlns:r="http://schemas.openxmlformats.org/officeDocument/2006/relationships" xmlns:m="http://schemas.openxmlformats.org/officeDocument/2006/math" xmlns:v="urn:schemas-microsoft-com:vml" xmlns:wp14="http://schemas.microsoft.com/office/word/2010/wordprocessingDrawing" xmlns:wp="http://schemas.openxmlformats.org/drawingml/2006/wordprocessingDrawing" xmlns:w10="urn:schemas-microsoft-com:office:word" xmlns:w="http://schemas.openxmlformats.org/wordprocessingml/2006/main" xmlns:w14="http://schemas.microsoft.com/office/word/2010/wordml" xmlns:w15="http://schemas.microsoft.com/office/word/2012/wordml" xmlns:w16cex="http://schemas.microsoft.com/office/word/2018/wordml/cex" xmlns:w16cid="http://schemas.microsoft.com/office/word/2016/wordml/cid" xmlns:w16="http://schemas.microsoft.com/office/word/2018/wordml" xmlns:w16du="http://schemas.microsoft.com/office/word/2023/wordml/word16du" xmlns:w16sdtdh="http://schemas.microsoft.com/office/word/2020/wordml/sdtdatahash" xmlns:w16sdtfl="http://schemas.microsoft.com/office/word/2024/wordml/sdtformatlock" xmlns:w16se="http://schemas.microsoft.com/office/word/2015/wordml/symex" xmlns:wpg="http://schemas.microsoft.com/office/word/2010/wordprocessingGroup" xmlns:wpi="http://schemas.microsoft.com/office/word/2010/wordprocessingInk" xmlns:wne="http://schemas.microsoft.com/office/word/2006/wordml" xmlns:wps="http://schemas.microsoft.com/office/word/2010/wordprocessingShape" mc:Ignorable="w14 w15 w16se w16cid w16 w16cex w16sdtdh w16sdtfl w16du wp14">
+  <w:sdt>
+    <w:sdtPr>
+      <w:id w:val="-1865436738"/>
+      <w:docPartObj>
+        <w:docPartGallery w:val="Page Numbers (Bottom of Page)"/>
+        <w:docPartUnique/>
+      </w:docPartObj>
+    </w:sdtPr>
+    <w:sdtContent>
+      <w:p>
+        <w:pPr>
+          <w:pStyle w:val="Rodap"/>
+          <w:jc w:val="right"/>
+        </w:pPr>
+        <w:r>
+          <w:fldChar w:fldCharType="begin"/>
+        </w:r>
+        <w:r>
+          <w:instrText>PAGE   \* MERGEFORMAT</w:instrText>
+        </w:r>
+        <w:r>
+          <w:fldChar w:fldCharType="separate"/>
+        </w:r>
+        <w:r>
+          <w:t>2</w:t>
+        </w:r>
+        <w:r>
+          <w:fldChar w:fldCharType="end"/>
+        </w:r>
+      </w:p>
+    </w:sdtContent>
+  </w:sdt>
+  <w:p>
+    <w:pPr>
+      <w:pStyle w:val="Rodap"/>
+    </w:pPr>
+  </w:p>
+</w:ftr>
+</file>
+
+<file path=word/footnotes.xml><?xml version="1.0" encoding="utf-8"?>
+<w:footnotes xmlns:wpc="http://schemas.microsoft.com/office/word/2010/wordprocessingCanvas" xmlns:cx="http://schemas.microsoft.com/office/drawing/2014/chartex" xmlns:cx1="http://schemas.microsoft.com/office/drawing/2015/9/8/chartex" xmlns:cx2="http://schemas.microsoft.com/office/drawing/2015/10/21/chartex" xmlns:cx3="http://schemas.microsoft.com/office/drawing/2016/5/9/chartex" xmlns:cx4="http://schemas.microsoft.com/office/drawing/2016/5/10/chartex" xmlns:cx5="http://schemas.microsoft.com/office/drawing/2016/5/11/chartex" xmlns:cx6="http://schemas.microsoft.com/office/drawing/2016/5/12/chartex" xmlns:cx7="http://schemas.microsoft.com/office/drawing/2016/5/13/chartex" xmlns:cx8="http://schemas.microsoft.com/office/drawing/2016/5/14/chartex" xmlns:mc="http://schemas.openxmlformats.org/markup-compatibility/2006" xmlns:aink="http://schemas.microsoft.com/office/drawing/2016/ink" xmlns:am3d="http://schemas.microsoft.com/office/drawing/2017/model3d" xmlns:o="urn:schemas-microsoft-com:office:office" xmlns:oel="http://schemas.microsoft.com/office/2019/extlst" xmlns:r="http://schemas.openxmlformats.org/officeDocument/2006/relationships" xmlns:m="http://schemas.openxmlformats.org/officeDocument/2006/math" xmlns:v="urn:schemas-microsoft-com:vml" xmlns:wp14="http://schemas.microsoft.com/office/word/2010/wordprocessingDrawing" xmlns:wp="http://schemas.openxmlformats.org/drawingml/2006/wordprocessingDrawing" xmlns:w10="urn:schemas-microsoft-com:office:word" xmlns:w="http://schemas.openxmlformats.org/wordprocessingml/2006/main" xmlns:w14="http://schemas.microsoft.com/office/word/2010/wordml" xmlns:w15="http://schemas.microsoft.com/office/word/2012/wordml" xmlns:w16cex="http://schemas.microsoft.com/office/word/2018/wordml/cex" xmlns:w16cid="http://schemas.microsoft.com/office/word/2016/wordml/cid" xmlns:w16="http://schemas.microsoft.com/office/word/2018/wordml" xmlns:w16du="http://schemas.microsoft.com/office/word/2023/wordml/word16du" xmlns:w16sdtdh="http://schemas.microsoft.com/office/word/2020/wordml/sdtdatahash" xmlns:w16sdtfl="http://schemas.microsoft.com/office/word/2024/wordml/sdtformatlock" xmlns:w16se="http://schemas.microsoft.com/office/word/2015/wordml/symex" xmlns:wpg="http://schemas.microsoft.com/office/word/2010/wordprocessingGroup" xmlns:wpi="http://schemas.microsoft.com/office/word/2010/wordprocessingInk" xmlns:wne="http://schemas.microsoft.com/office/word/2006/wordml" xmlns:wps="http://schemas.microsoft.com/office/word/2010/wordprocessingShape" mc:Ignorable="w14 w15 w16se w16cid w16 w16cex w16sdtdh w16sdtfl w16du wp14">
+  <w:footnote w:type="separator" w:id="-1">
+    <w:p>
+      <w:r>
+        <w:separator/>
+      </w:r>
+    </w:p>
+  </w:footnote>
+  <w:footnote w:type="continuationSeparator" w:id="0">
+    <w:p>
+      <w:r>
+        <w:continuationSeparator/>
+      </w:r>
+    </w:p>
+  </w:footnote>
+</w:footnotes>
 </file>
 
 <file path=word/numbering.xml><?xml version="1.0" encoding="utf-8"?>
@@ -8930,7 +9393,6 @@
   <w:style w:type="character" w:default="1" w:styleId="Fontepargpadro">
     <w:name w:val="Default Paragraph Font"/>
     <w:uiPriority w:val="1"/>
-    <w:semiHidden/>
     <w:unhideWhenUsed/>
   </w:style>
   <w:style w:type="table" w:default="1" w:styleId="Tabelanormal">
@@ -9013,6 +9475,108 @@
     <w:rPr>
       <w:sz w:val="20"/>
       <w:szCs w:val="20"/>
+    </w:rPr>
+  </w:style>
+  <w:style w:type="paragraph" w:styleId="CabealhodoSumrio">
+    <w:name w:val="TOC Heading"/>
+    <w:basedOn w:val="Ttulo1"/>
+    <w:next w:val="Normal"/>
+    <w:uiPriority w:val="39"/>
+    <w:unhideWhenUsed/>
+    <w:qFormat/>
+    <w:rsid w:val="005834CF"/>
+    <w:pPr>
+      <w:keepNext/>
+      <w:keepLines/>
+      <w:spacing w:before="240" w:after="0" w:line="259" w:lineRule="auto"/>
+      <w:outlineLvl w:val="9"/>
+    </w:pPr>
+    <w:rPr>
+      <w:rFonts w:asciiTheme="majorHAnsi" w:eastAsiaTheme="majorEastAsia" w:hAnsiTheme="majorHAnsi" w:cstheme="majorBidi"/>
+      <w:b w:val="0"/>
+      <w:bCs w:val="0"/>
+      <w:color w:val="0F4761" w:themeColor="accent1" w:themeShade="BF"/>
+      <w:sz w:val="32"/>
+      <w:szCs w:val="32"/>
+    </w:rPr>
+  </w:style>
+  <w:style w:type="paragraph" w:styleId="Sumrio1">
+    <w:name w:val="toc 1"/>
+    <w:basedOn w:val="Normal"/>
+    <w:next w:val="Normal"/>
+    <w:autoRedefine/>
+    <w:uiPriority w:val="39"/>
+    <w:unhideWhenUsed/>
+    <w:rsid w:val="005834CF"/>
+    <w:pPr>
+      <w:spacing w:after="100"/>
+    </w:pPr>
+  </w:style>
+  <w:style w:type="paragraph" w:styleId="Sumrio2">
+    <w:name w:val="toc 2"/>
+    <w:basedOn w:val="Normal"/>
+    <w:next w:val="Normal"/>
+    <w:autoRedefine/>
+    <w:uiPriority w:val="39"/>
+    <w:unhideWhenUsed/>
+    <w:rsid w:val="005834CF"/>
+    <w:pPr>
+      <w:spacing w:after="100"/>
+      <w:ind w:left="220"/>
+    </w:pPr>
+  </w:style>
+  <w:style w:type="paragraph" w:styleId="Cabealho">
+    <w:name w:val="header"/>
+    <w:basedOn w:val="Normal"/>
+    <w:link w:val="CabealhoChar"/>
+    <w:uiPriority w:val="99"/>
+    <w:unhideWhenUsed/>
+    <w:rsid w:val="005834CF"/>
+    <w:pPr>
+      <w:tabs>
+        <w:tab w:val="center" w:pos="4252"/>
+        <w:tab w:val="right" w:pos="8504"/>
+      </w:tabs>
+    </w:pPr>
+  </w:style>
+  <w:style w:type="character" w:customStyle="1" w:styleId="CabealhoChar">
+    <w:name w:val="Cabeçalho Char"/>
+    <w:basedOn w:val="Fontepargpadro"/>
+    <w:link w:val="Cabealho"/>
+    <w:uiPriority w:val="99"/>
+    <w:rsid w:val="005834CF"/>
+  </w:style>
+  <w:style w:type="paragraph" w:styleId="Rodap">
+    <w:name w:val="footer"/>
+    <w:basedOn w:val="Normal"/>
+    <w:link w:val="RodapChar"/>
+    <w:uiPriority w:val="99"/>
+    <w:unhideWhenUsed/>
+    <w:rsid w:val="005834CF"/>
+    <w:pPr>
+      <w:tabs>
+        <w:tab w:val="center" w:pos="4252"/>
+        <w:tab w:val="right" w:pos="8504"/>
+      </w:tabs>
+    </w:pPr>
+  </w:style>
+  <w:style w:type="character" w:customStyle="1" w:styleId="RodapChar">
+    <w:name w:val="Rodapé Char"/>
+    <w:basedOn w:val="Fontepargpadro"/>
+    <w:link w:val="Rodap"/>
+    <w:uiPriority w:val="99"/>
+    <w:rsid w:val="005834CF"/>
+  </w:style>
+  <w:style w:type="character" w:styleId="MenoPendente">
+    <w:name w:val="Unresolved Mention"/>
+    <w:basedOn w:val="Fontepargpadro"/>
+    <w:uiPriority w:val="99"/>
+    <w:semiHidden/>
+    <w:unhideWhenUsed/>
+    <w:rsid w:val="00D85BE3"/>
+    <w:rPr>
+      <w:color w:val="605E5C"/>
+      <w:shd w:val="clear" w:color="auto" w:fill="E1DFDD"/>
     </w:rPr>
   </w:style>
 </w:styles>
@@ -9331,4 +9895,16 @@
     </a:ext>
   </a:extLst>
 </a:theme>
+</file>
+
+<file path=customXml/item1.xml><?xml version="1.0" encoding="utf-8"?>
+<b:Sources xmlns:b="http://schemas.openxmlformats.org/officeDocument/2006/bibliography" xmlns="http://schemas.openxmlformats.org/officeDocument/2006/bibliography" SelectedStyle="\APASixthEditionOfficeOnline.xsl" StyleName="APA" Version="6"/>
+</file>
+
+<file path=customXml/itemProps1.xml><?xml version="1.0" encoding="utf-8"?>
+<ds:datastoreItem xmlns:ds="http://schemas.openxmlformats.org/officeDocument/2006/customXml" ds:itemID="{4334A9B1-08B3-4FCF-8B45-7E7F9D774DE8}">
+  <ds:schemaRefs>
+    <ds:schemaRef ds:uri="http://schemas.openxmlformats.org/officeDocument/2006/bibliography"/>
+  </ds:schemaRefs>
+</ds:datastoreItem>
 </file>